--- a/Dokumentacja_Gabinet_Logopedyczny.docx
+++ b/Dokumentacja_Gabinet_Logopedyczny.docx
@@ -51,13 +51,25 @@
       <w:pPr>
         <w:spacing w:after="80"/>
         <w:jc w:val="center"/>
+        <w:rPr>
+          <w:lang w:val="en-US"/>
+        </w:rPr>
       </w:pPr>
       <w:r>
         <w:rPr>
           <w:sz w:val="24"/>
           <w:szCs w:val="24"/>
-        </w:rPr>
-        <w:t>Autor: [Imię i Nazwisko]</w:t>
+          <w:lang w:val="en-US"/>
+        </w:rPr>
+        <w:t xml:space="preserve">Autor: </w:t>
+      </w:r>
+      <w:r>
+        <w:rPr>
+          <w:sz w:val="24"/>
+          <w:szCs w:val="24"/>
+          <w:lang w:val="en-US"/>
+        </w:rPr>
+        <w:t>Maciej Józef Baran</w:t>
       </w:r>
     </w:p>
     <w:p>
@@ -70,7 +82,14 @@
           <w:sz w:val="24"/>
           <w:szCs w:val="24"/>
         </w:rPr>
-        <w:t>Grupa: [grupa]</w:t>
+        <w:t>Informatyka I</w:t>
+      </w:r>
+      <w:r>
+        <w:rPr>
+          <w:sz w:val="24"/>
+          <w:szCs w:val="24"/>
+        </w:rPr>
+        <w:t xml:space="preserve"> (niestacjonarnie)</w:t>
       </w:r>
     </w:p>
     <w:p>
@@ -109,14 +128,6 @@
     </w:p>
     <w:p>
       <w:pPr>
-        <w:spacing w:after="120"/>
-      </w:pPr>
-      <w:r>
-        <w:t>Aplikacja powstała na bazie materiału z laboratoriów 9–11 (relacyjna baza danych z kluczami obcymi, autentykacja i autoryzacja przez sesje, komunikacja asynchroniczna AJAX w jQuery). Główny nacisk położono na przejrzystość kodu oraz spełnienie wszystkich wymagań projektu indywidualnego.</w:t>
-      </w:r>
-    </w:p>
-    <w:p>
-      <w:pPr>
         <w:pStyle w:val="Nagwek1"/>
       </w:pPr>
       <w:r>
@@ -149,12 +160,7 @@
     </w:p>
     <w:p>
       <w:pPr>
-        <w:pStyle w:val="Nagwek1"/>
-        <w:rPr>
-          <w:i/>
-          <w:iCs/>
-          <w:color w:val="1155CC"/>
-        </w:rPr>
+        <w:spacing w:after="120"/>
       </w:pPr>
       <w:r>
         <w:rPr>
@@ -196,7 +202,13 @@
         <w:spacing w:after="60"/>
       </w:pPr>
       <w:r>
-        <w:t>MySQL (MariaDB) – relacyjna baza danych z kluczami obcymi i kaskadowym usuwaniem.</w:t>
+        <w:t>MySQL (</w:t>
+      </w:r>
+      <w:r>
+        <w:t>gabinet-logopedyczny</w:t>
+      </w:r>
+      <w:r>
+        <w:t>) – relacyjna baza danych z kluczami obcymi i kaskadowym usuwaniem.</w:t>
       </w:r>
     </w:p>
     <w:p>
@@ -363,7 +375,6 @@
         <w:spacing w:after="60"/>
       </w:pPr>
       <w:r>
-        <w:lastRenderedPageBreak/>
         <w:t>Panel administratora: logopeda widzi wszystkie wizyty w formie tabeli oraz może je edytować i usuwać.</w:t>
       </w:r>
     </w:p>
@@ -398,6 +409,7 @@
         <w:spacing w:after="60"/>
       </w:pPr>
       <w:r>
+        <w:lastRenderedPageBreak/>
         <w:t>Lista specjalistów pobierana z bazy danych.</w:t>
       </w:r>
     </w:p>
@@ -487,17 +499,12 @@
         <w:t>Prezentacja ćwiczeń w formie kafelków, które po najechaniu kursorem płynnie się powiększają (efekt CSS).</w:t>
       </w:r>
     </w:p>
-    <w:p>
-      <w:r>
-        <w:br w:type="page"/>
-      </w:r>
-    </w:p>
+    <w:p/>
     <w:p>
       <w:pPr>
         <w:pStyle w:val="Nagwek1"/>
       </w:pPr>
       <w:r>
-        <w:lastRenderedPageBreak/>
         <w:t>6. Struktura bazy danych</w:t>
       </w:r>
     </w:p>
@@ -951,6 +958,7 @@
                 <w:b/>
                 <w:bCs/>
               </w:rPr>
+              <w:lastRenderedPageBreak/>
               <w:t>Tabela</w:t>
             </w:r>
           </w:p>
@@ -1479,7 +1487,6 @@
           </w:tcPr>
           <w:p>
             <w:r>
-              <w:lastRenderedPageBreak/>
               <w:t>ulubione</w:t>
             </w:r>
           </w:p>
@@ -1535,867 +1542,13 @@
         <w:pStyle w:val="Nagwek1"/>
       </w:pPr>
       <w:r>
-        <w:t>7. Zgodność z wymaganiami projektu</w:t>
-      </w:r>
-    </w:p>
-    <w:tbl>
-      <w:tblPr>
-        <w:tblW w:w="9026" w:type="dxa"/>
-        <w:tblBorders>
-          <w:top w:val="single" w:sz="4" w:space="0" w:color="auto"/>
-          <w:left w:val="single" w:sz="4" w:space="0" w:color="auto"/>
-          <w:bottom w:val="single" w:sz="4" w:space="0" w:color="auto"/>
-          <w:right w:val="single" w:sz="4" w:space="0" w:color="auto"/>
-          <w:insideH w:val="single" w:sz="4" w:space="0" w:color="auto"/>
-          <w:insideV w:val="single" w:sz="4" w:space="0" w:color="auto"/>
-        </w:tblBorders>
-        <w:tblCellMar>
-          <w:left w:w="10" w:type="dxa"/>
-          <w:right w:w="10" w:type="dxa"/>
-        </w:tblCellMar>
-        <w:tblLook w:val="0000" w:firstRow="0" w:lastRow="0" w:firstColumn="0" w:lastColumn="0" w:noHBand="0" w:noVBand="0"/>
-      </w:tblPr>
-      <w:tblGrid>
-        <w:gridCol w:w="3008"/>
-        <w:gridCol w:w="3009"/>
-        <w:gridCol w:w="3009"/>
-      </w:tblGrid>
-      <w:tr>
-        <w:tblPrEx>
-          <w:tblCellMar>
-            <w:top w:w="0" w:type="dxa"/>
-            <w:bottom w:w="0" w:type="dxa"/>
-          </w:tblCellMar>
-        </w:tblPrEx>
-        <w:tc>
-          <w:tcPr>
-            <w:tcW w:w="3008" w:type="dxa"/>
-            <w:tcBorders>
-              <w:top w:val="single" w:sz="1" w:space="0" w:color="CCCCCC"/>
-              <w:left w:val="single" w:sz="1" w:space="0" w:color="CCCCCC"/>
-              <w:bottom w:val="single" w:sz="1" w:space="0" w:color="CCCCCC"/>
-              <w:right w:val="single" w:sz="1" w:space="0" w:color="CCCCCC"/>
-            </w:tcBorders>
-            <w:shd w:val="clear" w:color="auto" w:fill="D5E8F0"/>
-            <w:tcMar>
-              <w:top w:w="80" w:type="dxa"/>
-              <w:left w:w="120" w:type="dxa"/>
-              <w:bottom w:w="80" w:type="dxa"/>
-              <w:right w:w="120" w:type="dxa"/>
-            </w:tcMar>
-          </w:tcPr>
-          <w:p>
-            <w:r>
-              <w:rPr>
-                <w:b/>
-                <w:bCs/>
-              </w:rPr>
-              <w:t>Wymaganie</w:t>
-            </w:r>
-          </w:p>
-        </w:tc>
-        <w:tc>
-          <w:tcPr>
-            <w:tcW w:w="3008" w:type="dxa"/>
-            <w:tcBorders>
-              <w:top w:val="single" w:sz="1" w:space="0" w:color="CCCCCC"/>
-              <w:left w:val="single" w:sz="1" w:space="0" w:color="CCCCCC"/>
-              <w:bottom w:val="single" w:sz="1" w:space="0" w:color="CCCCCC"/>
-              <w:right w:val="single" w:sz="1" w:space="0" w:color="CCCCCC"/>
-            </w:tcBorders>
-            <w:shd w:val="clear" w:color="auto" w:fill="D5E8F0"/>
-            <w:tcMar>
-              <w:top w:w="80" w:type="dxa"/>
-              <w:left w:w="120" w:type="dxa"/>
-              <w:bottom w:w="80" w:type="dxa"/>
-              <w:right w:w="120" w:type="dxa"/>
-            </w:tcMar>
-          </w:tcPr>
-          <w:p>
-            <w:r>
-              <w:rPr>
-                <w:b/>
-                <w:bCs/>
-              </w:rPr>
-              <w:t>Realizacja w projekcie</w:t>
-            </w:r>
-          </w:p>
-        </w:tc>
-        <w:tc>
-          <w:tcPr>
-            <w:tcW w:w="3008" w:type="dxa"/>
-            <w:tcBorders>
-              <w:top w:val="single" w:sz="1" w:space="0" w:color="CCCCCC"/>
-              <w:left w:val="single" w:sz="1" w:space="0" w:color="CCCCCC"/>
-              <w:bottom w:val="single" w:sz="1" w:space="0" w:color="CCCCCC"/>
-              <w:right w:val="single" w:sz="1" w:space="0" w:color="CCCCCC"/>
-            </w:tcBorders>
-            <w:shd w:val="clear" w:color="auto" w:fill="D5E8F0"/>
-            <w:tcMar>
-              <w:top w:w="80" w:type="dxa"/>
-              <w:left w:w="120" w:type="dxa"/>
-              <w:bottom w:w="80" w:type="dxa"/>
-              <w:right w:w="120" w:type="dxa"/>
-            </w:tcMar>
-          </w:tcPr>
-          <w:p>
-            <w:r>
-              <w:rPr>
-                <w:b/>
-                <w:bCs/>
-              </w:rPr>
-              <w:t>Status</w:t>
-            </w:r>
-          </w:p>
-        </w:tc>
-      </w:tr>
-      <w:tr>
-        <w:tblPrEx>
-          <w:tblCellMar>
-            <w:top w:w="0" w:type="dxa"/>
-            <w:bottom w:w="0" w:type="dxa"/>
-          </w:tblCellMar>
-        </w:tblPrEx>
-        <w:tc>
-          <w:tcPr>
-            <w:tcW w:w="3008" w:type="dxa"/>
-            <w:tcBorders>
-              <w:top w:val="single" w:sz="1" w:space="0" w:color="CCCCCC"/>
-              <w:left w:val="single" w:sz="1" w:space="0" w:color="CCCCCC"/>
-              <w:bottom w:val="single" w:sz="1" w:space="0" w:color="CCCCCC"/>
-              <w:right w:val="single" w:sz="1" w:space="0" w:color="CCCCCC"/>
-            </w:tcBorders>
-            <w:tcMar>
-              <w:top w:w="80" w:type="dxa"/>
-              <w:left w:w="120" w:type="dxa"/>
-              <w:bottom w:w="80" w:type="dxa"/>
-              <w:right w:w="120" w:type="dxa"/>
-            </w:tcMar>
-          </w:tcPr>
-          <w:p>
-            <w:r>
-              <w:t>Min. 4 tabele (w tym użytkownicy) z relacjami</w:t>
-            </w:r>
-          </w:p>
-        </w:tc>
-        <w:tc>
-          <w:tcPr>
-            <w:tcW w:w="3008" w:type="dxa"/>
-            <w:tcBorders>
-              <w:top w:val="single" w:sz="1" w:space="0" w:color="CCCCCC"/>
-              <w:left w:val="single" w:sz="1" w:space="0" w:color="CCCCCC"/>
-              <w:bottom w:val="single" w:sz="1" w:space="0" w:color="CCCCCC"/>
-              <w:right w:val="single" w:sz="1" w:space="0" w:color="CCCCCC"/>
-            </w:tcBorders>
-            <w:tcMar>
-              <w:top w:w="80" w:type="dxa"/>
-              <w:left w:w="120" w:type="dxa"/>
-              <w:bottom w:w="80" w:type="dxa"/>
-              <w:right w:w="120" w:type="dxa"/>
-            </w:tcMar>
-          </w:tcPr>
-          <w:p>
-            <w:r>
-              <w:t>7 tabel powiązanych kluczami obcymi</w:t>
-            </w:r>
-          </w:p>
-        </w:tc>
-        <w:tc>
-          <w:tcPr>
-            <w:tcW w:w="3008" w:type="dxa"/>
-            <w:tcBorders>
-              <w:top w:val="single" w:sz="1" w:space="0" w:color="CCCCCC"/>
-              <w:left w:val="single" w:sz="1" w:space="0" w:color="CCCCCC"/>
-              <w:bottom w:val="single" w:sz="1" w:space="0" w:color="CCCCCC"/>
-              <w:right w:val="single" w:sz="1" w:space="0" w:color="CCCCCC"/>
-            </w:tcBorders>
-            <w:tcMar>
-              <w:top w:w="80" w:type="dxa"/>
-              <w:left w:w="120" w:type="dxa"/>
-              <w:bottom w:w="80" w:type="dxa"/>
-              <w:right w:w="120" w:type="dxa"/>
-            </w:tcMar>
-          </w:tcPr>
-          <w:p>
-            <w:r>
-              <w:t>✔</w:t>
-            </w:r>
-          </w:p>
-        </w:tc>
-      </w:tr>
-      <w:tr>
-        <w:tblPrEx>
-          <w:tblCellMar>
-            <w:top w:w="0" w:type="dxa"/>
-            <w:bottom w:w="0" w:type="dxa"/>
-          </w:tblCellMar>
-        </w:tblPrEx>
-        <w:tc>
-          <w:tcPr>
-            <w:tcW w:w="3008" w:type="dxa"/>
-            <w:tcBorders>
-              <w:top w:val="single" w:sz="1" w:space="0" w:color="CCCCCC"/>
-              <w:left w:val="single" w:sz="1" w:space="0" w:color="CCCCCC"/>
-              <w:bottom w:val="single" w:sz="1" w:space="0" w:color="CCCCCC"/>
-              <w:right w:val="single" w:sz="1" w:space="0" w:color="CCCCCC"/>
-            </w:tcBorders>
-            <w:tcMar>
-              <w:top w:w="80" w:type="dxa"/>
-              <w:left w:w="120" w:type="dxa"/>
-              <w:bottom w:w="80" w:type="dxa"/>
-              <w:right w:w="120" w:type="dxa"/>
-            </w:tcMar>
-          </w:tcPr>
-          <w:p>
-            <w:r>
-              <w:t>Rejestracja / logowanie / wylogowanie</w:t>
-            </w:r>
-          </w:p>
-        </w:tc>
-        <w:tc>
-          <w:tcPr>
-            <w:tcW w:w="3008" w:type="dxa"/>
-            <w:tcBorders>
-              <w:top w:val="single" w:sz="1" w:space="0" w:color="CCCCCC"/>
-              <w:left w:val="single" w:sz="1" w:space="0" w:color="CCCCCC"/>
-              <w:bottom w:val="single" w:sz="1" w:space="0" w:color="CCCCCC"/>
-              <w:right w:val="single" w:sz="1" w:space="0" w:color="CCCCCC"/>
-            </w:tcBorders>
-            <w:tcMar>
-              <w:top w:w="80" w:type="dxa"/>
-              <w:left w:w="120" w:type="dxa"/>
-              <w:bottom w:w="80" w:type="dxa"/>
-              <w:right w:w="120" w:type="dxa"/>
-            </w:tcMar>
-          </w:tcPr>
-          <w:p>
-            <w:r>
-              <w:t>registration.php, login.php, logout.php (sesje, bcrypt)</w:t>
-            </w:r>
-          </w:p>
-        </w:tc>
-        <w:tc>
-          <w:tcPr>
-            <w:tcW w:w="3008" w:type="dxa"/>
-            <w:tcBorders>
-              <w:top w:val="single" w:sz="1" w:space="0" w:color="CCCCCC"/>
-              <w:left w:val="single" w:sz="1" w:space="0" w:color="CCCCCC"/>
-              <w:bottom w:val="single" w:sz="1" w:space="0" w:color="CCCCCC"/>
-              <w:right w:val="single" w:sz="1" w:space="0" w:color="CCCCCC"/>
-            </w:tcBorders>
-            <w:tcMar>
-              <w:top w:w="80" w:type="dxa"/>
-              <w:left w:w="120" w:type="dxa"/>
-              <w:bottom w:w="80" w:type="dxa"/>
-              <w:right w:w="120" w:type="dxa"/>
-            </w:tcMar>
-          </w:tcPr>
-          <w:p>
-            <w:r>
-              <w:t>✔</w:t>
-            </w:r>
-          </w:p>
-        </w:tc>
-      </w:tr>
-      <w:tr>
-        <w:tblPrEx>
-          <w:tblCellMar>
-            <w:top w:w="0" w:type="dxa"/>
-            <w:bottom w:w="0" w:type="dxa"/>
-          </w:tblCellMar>
-        </w:tblPrEx>
-        <w:tc>
-          <w:tcPr>
-            <w:tcW w:w="3008" w:type="dxa"/>
-            <w:tcBorders>
-              <w:top w:val="single" w:sz="1" w:space="0" w:color="CCCCCC"/>
-              <w:left w:val="single" w:sz="1" w:space="0" w:color="CCCCCC"/>
-              <w:bottom w:val="single" w:sz="1" w:space="0" w:color="CCCCCC"/>
-              <w:right w:val="single" w:sz="1" w:space="0" w:color="CCCCCC"/>
-            </w:tcBorders>
-            <w:tcMar>
-              <w:top w:w="80" w:type="dxa"/>
-              <w:left w:w="120" w:type="dxa"/>
-              <w:bottom w:w="80" w:type="dxa"/>
-              <w:right w:w="120" w:type="dxa"/>
-            </w:tcMar>
-          </w:tcPr>
-          <w:p>
-            <w:r>
-              <w:t>Pełny CRUD min. jednej tabeli</w:t>
-            </w:r>
-          </w:p>
-        </w:tc>
-        <w:tc>
-          <w:tcPr>
-            <w:tcW w:w="3008" w:type="dxa"/>
-            <w:tcBorders>
-              <w:top w:val="single" w:sz="1" w:space="0" w:color="CCCCCC"/>
-              <w:left w:val="single" w:sz="1" w:space="0" w:color="CCCCCC"/>
-              <w:bottom w:val="single" w:sz="1" w:space="0" w:color="CCCCCC"/>
-              <w:right w:val="single" w:sz="1" w:space="0" w:color="CCCCCC"/>
-            </w:tcBorders>
-            <w:tcMar>
-              <w:top w:w="80" w:type="dxa"/>
-              <w:left w:w="120" w:type="dxa"/>
-              <w:bottom w:w="80" w:type="dxa"/>
-              <w:right w:w="120" w:type="dxa"/>
-            </w:tcMar>
-          </w:tcPr>
-          <w:p>
-            <w:r>
-              <w:t>Ćwiczenia oraz wizyty: dodawanie, edycja, usuwanie (admin)</w:t>
-            </w:r>
-          </w:p>
-        </w:tc>
-        <w:tc>
-          <w:tcPr>
-            <w:tcW w:w="3008" w:type="dxa"/>
-            <w:tcBorders>
-              <w:top w:val="single" w:sz="1" w:space="0" w:color="CCCCCC"/>
-              <w:left w:val="single" w:sz="1" w:space="0" w:color="CCCCCC"/>
-              <w:bottom w:val="single" w:sz="1" w:space="0" w:color="CCCCCC"/>
-              <w:right w:val="single" w:sz="1" w:space="0" w:color="CCCCCC"/>
-            </w:tcBorders>
-            <w:tcMar>
-              <w:top w:w="80" w:type="dxa"/>
-              <w:left w:w="120" w:type="dxa"/>
-              <w:bottom w:w="80" w:type="dxa"/>
-              <w:right w:w="120" w:type="dxa"/>
-            </w:tcMar>
-          </w:tcPr>
-          <w:p>
-            <w:r>
-              <w:t>✔</w:t>
-            </w:r>
-          </w:p>
-        </w:tc>
-      </w:tr>
-      <w:tr>
-        <w:tblPrEx>
-          <w:tblCellMar>
-            <w:top w:w="0" w:type="dxa"/>
-            <w:bottom w:w="0" w:type="dxa"/>
-          </w:tblCellMar>
-        </w:tblPrEx>
-        <w:tc>
-          <w:tcPr>
-            <w:tcW w:w="3008" w:type="dxa"/>
-            <w:tcBorders>
-              <w:top w:val="single" w:sz="1" w:space="0" w:color="CCCCCC"/>
-              <w:left w:val="single" w:sz="1" w:space="0" w:color="CCCCCC"/>
-              <w:bottom w:val="single" w:sz="1" w:space="0" w:color="CCCCCC"/>
-              <w:right w:val="single" w:sz="1" w:space="0" w:color="CCCCCC"/>
-            </w:tcBorders>
-            <w:tcMar>
-              <w:top w:w="80" w:type="dxa"/>
-              <w:left w:w="120" w:type="dxa"/>
-              <w:bottom w:w="80" w:type="dxa"/>
-              <w:right w:w="120" w:type="dxa"/>
-            </w:tcMar>
-          </w:tcPr>
-          <w:p>
-            <w:r>
-              <w:t>Wyszukiwanie po frazie</w:t>
-            </w:r>
-          </w:p>
-        </w:tc>
-        <w:tc>
-          <w:tcPr>
-            <w:tcW w:w="3008" w:type="dxa"/>
-            <w:tcBorders>
-              <w:top w:val="single" w:sz="1" w:space="0" w:color="CCCCCC"/>
-              <w:left w:val="single" w:sz="1" w:space="0" w:color="CCCCCC"/>
-              <w:bottom w:val="single" w:sz="1" w:space="0" w:color="CCCCCC"/>
-              <w:right w:val="single" w:sz="1" w:space="0" w:color="CCCCCC"/>
-            </w:tcBorders>
-            <w:tcMar>
-              <w:top w:w="80" w:type="dxa"/>
-              <w:left w:w="120" w:type="dxa"/>
-              <w:bottom w:w="80" w:type="dxa"/>
-              <w:right w:w="120" w:type="dxa"/>
-            </w:tcMar>
-          </w:tcPr>
-          <w:p>
-            <w:r>
-              <w:t>Wyszukiwanie na żywo po tytule ćwiczenia (AJAX)</w:t>
-            </w:r>
-          </w:p>
-        </w:tc>
-        <w:tc>
-          <w:tcPr>
-            <w:tcW w:w="3008" w:type="dxa"/>
-            <w:tcBorders>
-              <w:top w:val="single" w:sz="1" w:space="0" w:color="CCCCCC"/>
-              <w:left w:val="single" w:sz="1" w:space="0" w:color="CCCCCC"/>
-              <w:bottom w:val="single" w:sz="1" w:space="0" w:color="CCCCCC"/>
-              <w:right w:val="single" w:sz="1" w:space="0" w:color="CCCCCC"/>
-            </w:tcBorders>
-            <w:tcMar>
-              <w:top w:w="80" w:type="dxa"/>
-              <w:left w:w="120" w:type="dxa"/>
-              <w:bottom w:w="80" w:type="dxa"/>
-              <w:right w:w="120" w:type="dxa"/>
-            </w:tcMar>
-          </w:tcPr>
-          <w:p>
-            <w:r>
-              <w:t>✔</w:t>
-            </w:r>
-          </w:p>
-        </w:tc>
-      </w:tr>
-      <w:tr>
-        <w:tblPrEx>
-          <w:tblCellMar>
-            <w:top w:w="0" w:type="dxa"/>
-            <w:bottom w:w="0" w:type="dxa"/>
-          </w:tblCellMar>
-        </w:tblPrEx>
-        <w:tc>
-          <w:tcPr>
-            <w:tcW w:w="3008" w:type="dxa"/>
-            <w:tcBorders>
-              <w:top w:val="single" w:sz="1" w:space="0" w:color="CCCCCC"/>
-              <w:left w:val="single" w:sz="1" w:space="0" w:color="CCCCCC"/>
-              <w:bottom w:val="single" w:sz="1" w:space="0" w:color="CCCCCC"/>
-              <w:right w:val="single" w:sz="1" w:space="0" w:color="CCCCCC"/>
-            </w:tcBorders>
-            <w:tcMar>
-              <w:top w:w="80" w:type="dxa"/>
-              <w:left w:w="120" w:type="dxa"/>
-              <w:bottom w:w="80" w:type="dxa"/>
-              <w:right w:w="120" w:type="dxa"/>
-            </w:tcMar>
-          </w:tcPr>
-          <w:p>
-            <w:r>
-              <w:t>Filtrowanie po liście / linkach</w:t>
-            </w:r>
-          </w:p>
-        </w:tc>
-        <w:tc>
-          <w:tcPr>
-            <w:tcW w:w="3008" w:type="dxa"/>
-            <w:tcBorders>
-              <w:top w:val="single" w:sz="1" w:space="0" w:color="CCCCCC"/>
-              <w:left w:val="single" w:sz="1" w:space="0" w:color="CCCCCC"/>
-              <w:bottom w:val="single" w:sz="1" w:space="0" w:color="CCCCCC"/>
-              <w:right w:val="single" w:sz="1" w:space="0" w:color="CCCCCC"/>
-            </w:tcBorders>
-            <w:tcMar>
-              <w:top w:w="80" w:type="dxa"/>
-              <w:left w:w="120" w:type="dxa"/>
-              <w:bottom w:w="80" w:type="dxa"/>
-              <w:right w:w="120" w:type="dxa"/>
-            </w:tcMar>
-          </w:tcPr>
-          <w:p>
-            <w:r>
-              <w:t>Filtrowanie ćwiczeń po kategoriach (linki)</w:t>
-            </w:r>
-          </w:p>
-        </w:tc>
-        <w:tc>
-          <w:tcPr>
-            <w:tcW w:w="3008" w:type="dxa"/>
-            <w:tcBorders>
-              <w:top w:val="single" w:sz="1" w:space="0" w:color="CCCCCC"/>
-              <w:left w:val="single" w:sz="1" w:space="0" w:color="CCCCCC"/>
-              <w:bottom w:val="single" w:sz="1" w:space="0" w:color="CCCCCC"/>
-              <w:right w:val="single" w:sz="1" w:space="0" w:color="CCCCCC"/>
-            </w:tcBorders>
-            <w:tcMar>
-              <w:top w:w="80" w:type="dxa"/>
-              <w:left w:w="120" w:type="dxa"/>
-              <w:bottom w:w="80" w:type="dxa"/>
-              <w:right w:w="120" w:type="dxa"/>
-            </w:tcMar>
-          </w:tcPr>
-          <w:p>
-            <w:r>
-              <w:t>✔</w:t>
-            </w:r>
-          </w:p>
-        </w:tc>
-      </w:tr>
-      <w:tr>
-        <w:tblPrEx>
-          <w:tblCellMar>
-            <w:top w:w="0" w:type="dxa"/>
-            <w:bottom w:w="0" w:type="dxa"/>
-          </w:tblCellMar>
-        </w:tblPrEx>
-        <w:tc>
-          <w:tcPr>
-            <w:tcW w:w="3008" w:type="dxa"/>
-            <w:tcBorders>
-              <w:top w:val="single" w:sz="1" w:space="0" w:color="CCCCCC"/>
-              <w:left w:val="single" w:sz="1" w:space="0" w:color="CCCCCC"/>
-              <w:bottom w:val="single" w:sz="1" w:space="0" w:color="CCCCCC"/>
-              <w:right w:val="single" w:sz="1" w:space="0" w:color="CCCCCC"/>
-            </w:tcBorders>
-            <w:tcMar>
-              <w:top w:w="80" w:type="dxa"/>
-              <w:left w:w="120" w:type="dxa"/>
-              <w:bottom w:w="80" w:type="dxa"/>
-              <w:right w:w="120" w:type="dxa"/>
-            </w:tcMar>
-          </w:tcPr>
-          <w:p>
-            <w:r>
-              <w:t>Wrzucanie i wyświetlanie zdjęć</w:t>
-            </w:r>
-          </w:p>
-        </w:tc>
-        <w:tc>
-          <w:tcPr>
-            <w:tcW w:w="3008" w:type="dxa"/>
-            <w:tcBorders>
-              <w:top w:val="single" w:sz="1" w:space="0" w:color="CCCCCC"/>
-              <w:left w:val="single" w:sz="1" w:space="0" w:color="CCCCCC"/>
-              <w:bottom w:val="single" w:sz="1" w:space="0" w:color="CCCCCC"/>
-              <w:right w:val="single" w:sz="1" w:space="0" w:color="CCCCCC"/>
-            </w:tcBorders>
-            <w:tcMar>
-              <w:top w:w="80" w:type="dxa"/>
-              <w:left w:w="120" w:type="dxa"/>
-              <w:bottom w:w="80" w:type="dxa"/>
-              <w:right w:w="120" w:type="dxa"/>
-            </w:tcMar>
-          </w:tcPr>
-          <w:p>
-            <w:r>
-              <w:t>Upload zdjęć ćwiczeń + miniatury (GD)</w:t>
-            </w:r>
-          </w:p>
-        </w:tc>
-        <w:tc>
-          <w:tcPr>
-            <w:tcW w:w="3008" w:type="dxa"/>
-            <w:tcBorders>
-              <w:top w:val="single" w:sz="1" w:space="0" w:color="CCCCCC"/>
-              <w:left w:val="single" w:sz="1" w:space="0" w:color="CCCCCC"/>
-              <w:bottom w:val="single" w:sz="1" w:space="0" w:color="CCCCCC"/>
-              <w:right w:val="single" w:sz="1" w:space="0" w:color="CCCCCC"/>
-            </w:tcBorders>
-            <w:tcMar>
-              <w:top w:w="80" w:type="dxa"/>
-              <w:left w:w="120" w:type="dxa"/>
-              <w:bottom w:w="80" w:type="dxa"/>
-              <w:right w:w="120" w:type="dxa"/>
-            </w:tcMar>
-          </w:tcPr>
-          <w:p>
-            <w:r>
-              <w:t>✔</w:t>
-            </w:r>
-          </w:p>
-        </w:tc>
-      </w:tr>
-      <w:tr>
-        <w:tblPrEx>
-          <w:tblCellMar>
-            <w:top w:w="0" w:type="dxa"/>
-            <w:bottom w:w="0" w:type="dxa"/>
-          </w:tblCellMar>
-        </w:tblPrEx>
-        <w:tc>
-          <w:tcPr>
-            <w:tcW w:w="3008" w:type="dxa"/>
-            <w:tcBorders>
-              <w:top w:val="single" w:sz="1" w:space="0" w:color="CCCCCC"/>
-              <w:left w:val="single" w:sz="1" w:space="0" w:color="CCCCCC"/>
-              <w:bottom w:val="single" w:sz="1" w:space="0" w:color="CCCCCC"/>
-              <w:right w:val="single" w:sz="1" w:space="0" w:color="CCCCCC"/>
-            </w:tcBorders>
-            <w:tcMar>
-              <w:top w:w="80" w:type="dxa"/>
-              <w:left w:w="120" w:type="dxa"/>
-              <w:bottom w:w="80" w:type="dxa"/>
-              <w:right w:w="120" w:type="dxa"/>
-            </w:tcMar>
-          </w:tcPr>
-          <w:p>
-            <w:r>
-              <w:t>Szybka nawigacja (kategoria jako link)</w:t>
-            </w:r>
-          </w:p>
-        </w:tc>
-        <w:tc>
-          <w:tcPr>
-            <w:tcW w:w="3008" w:type="dxa"/>
-            <w:tcBorders>
-              <w:top w:val="single" w:sz="1" w:space="0" w:color="CCCCCC"/>
-              <w:left w:val="single" w:sz="1" w:space="0" w:color="CCCCCC"/>
-              <w:bottom w:val="single" w:sz="1" w:space="0" w:color="CCCCCC"/>
-              <w:right w:val="single" w:sz="1" w:space="0" w:color="CCCCCC"/>
-            </w:tcBorders>
-            <w:tcMar>
-              <w:top w:w="80" w:type="dxa"/>
-              <w:left w:w="120" w:type="dxa"/>
-              <w:bottom w:w="80" w:type="dxa"/>
-              <w:right w:w="120" w:type="dxa"/>
-            </w:tcMar>
-          </w:tcPr>
-          <w:p>
-            <w:r>
-              <w:t>Kategoria na szczegółach linkuje do listy</w:t>
-            </w:r>
-          </w:p>
-        </w:tc>
-        <w:tc>
-          <w:tcPr>
-            <w:tcW w:w="3008" w:type="dxa"/>
-            <w:tcBorders>
-              <w:top w:val="single" w:sz="1" w:space="0" w:color="CCCCCC"/>
-              <w:left w:val="single" w:sz="1" w:space="0" w:color="CCCCCC"/>
-              <w:bottom w:val="single" w:sz="1" w:space="0" w:color="CCCCCC"/>
-              <w:right w:val="single" w:sz="1" w:space="0" w:color="CCCCCC"/>
-            </w:tcBorders>
-            <w:tcMar>
-              <w:top w:w="80" w:type="dxa"/>
-              <w:left w:w="120" w:type="dxa"/>
-              <w:bottom w:w="80" w:type="dxa"/>
-              <w:right w:w="120" w:type="dxa"/>
-            </w:tcMar>
-          </w:tcPr>
-          <w:p>
-            <w:r>
-              <w:t>✔</w:t>
-            </w:r>
-          </w:p>
-        </w:tc>
-      </w:tr>
-      <w:tr>
-        <w:tblPrEx>
-          <w:tblCellMar>
-            <w:top w:w="0" w:type="dxa"/>
-            <w:bottom w:w="0" w:type="dxa"/>
-          </w:tblCellMar>
-        </w:tblPrEx>
-        <w:tc>
-          <w:tcPr>
-            <w:tcW w:w="3008" w:type="dxa"/>
-            <w:tcBorders>
-              <w:top w:val="single" w:sz="1" w:space="0" w:color="CCCCCC"/>
-              <w:left w:val="single" w:sz="1" w:space="0" w:color="CCCCCC"/>
-              <w:bottom w:val="single" w:sz="1" w:space="0" w:color="CCCCCC"/>
-              <w:right w:val="single" w:sz="1" w:space="0" w:color="CCCCCC"/>
-            </w:tcBorders>
-            <w:tcMar>
-              <w:top w:w="80" w:type="dxa"/>
-              <w:left w:w="120" w:type="dxa"/>
-              <w:bottom w:w="80" w:type="dxa"/>
-              <w:right w:w="120" w:type="dxa"/>
-            </w:tcMar>
-          </w:tcPr>
-          <w:p>
-            <w:r>
-              <w:t>Funkcjonalność tematyczna</w:t>
-            </w:r>
-          </w:p>
-        </w:tc>
-        <w:tc>
-          <w:tcPr>
-            <w:tcW w:w="3008" w:type="dxa"/>
-            <w:tcBorders>
-              <w:top w:val="single" w:sz="1" w:space="0" w:color="CCCCCC"/>
-              <w:left w:val="single" w:sz="1" w:space="0" w:color="CCCCCC"/>
-              <w:bottom w:val="single" w:sz="1" w:space="0" w:color="CCCCCC"/>
-              <w:right w:val="single" w:sz="1" w:space="0" w:color="CCCCCC"/>
-            </w:tcBorders>
-            <w:tcMar>
-              <w:top w:w="80" w:type="dxa"/>
-              <w:left w:w="120" w:type="dxa"/>
-              <w:bottom w:w="80" w:type="dxa"/>
-              <w:right w:w="120" w:type="dxa"/>
-            </w:tcMar>
-          </w:tcPr>
-          <w:p>
-            <w:r>
-              <w:t>Umawianie wizyt; komentarze, oceny, polubienia</w:t>
-            </w:r>
-          </w:p>
-        </w:tc>
-        <w:tc>
-          <w:tcPr>
-            <w:tcW w:w="3008" w:type="dxa"/>
-            <w:tcBorders>
-              <w:top w:val="single" w:sz="1" w:space="0" w:color="CCCCCC"/>
-              <w:left w:val="single" w:sz="1" w:space="0" w:color="CCCCCC"/>
-              <w:bottom w:val="single" w:sz="1" w:space="0" w:color="CCCCCC"/>
-              <w:right w:val="single" w:sz="1" w:space="0" w:color="CCCCCC"/>
-            </w:tcBorders>
-            <w:tcMar>
-              <w:top w:w="80" w:type="dxa"/>
-              <w:left w:w="120" w:type="dxa"/>
-              <w:bottom w:w="80" w:type="dxa"/>
-              <w:right w:w="120" w:type="dxa"/>
-            </w:tcMar>
-          </w:tcPr>
-          <w:p>
-            <w:r>
-              <w:t>✔</w:t>
-            </w:r>
-          </w:p>
-        </w:tc>
-      </w:tr>
-      <w:tr>
-        <w:tblPrEx>
-          <w:tblCellMar>
-            <w:top w:w="0" w:type="dxa"/>
-            <w:bottom w:w="0" w:type="dxa"/>
-          </w:tblCellMar>
-        </w:tblPrEx>
-        <w:tc>
-          <w:tcPr>
-            <w:tcW w:w="3008" w:type="dxa"/>
-            <w:tcBorders>
-              <w:top w:val="single" w:sz="1" w:space="0" w:color="CCCCCC"/>
-              <w:left w:val="single" w:sz="1" w:space="0" w:color="CCCCCC"/>
-              <w:bottom w:val="single" w:sz="1" w:space="0" w:color="CCCCCC"/>
-              <w:right w:val="single" w:sz="1" w:space="0" w:color="CCCCCC"/>
-            </w:tcBorders>
-            <w:tcMar>
-              <w:top w:w="80" w:type="dxa"/>
-              <w:left w:w="120" w:type="dxa"/>
-              <w:bottom w:w="80" w:type="dxa"/>
-              <w:right w:w="120" w:type="dxa"/>
-            </w:tcMar>
-          </w:tcPr>
-          <w:p>
-            <w:r>
-              <w:t>Funkcjonalność AJAX</w:t>
-            </w:r>
-          </w:p>
-        </w:tc>
-        <w:tc>
-          <w:tcPr>
-            <w:tcW w:w="3008" w:type="dxa"/>
-            <w:tcBorders>
-              <w:top w:val="single" w:sz="1" w:space="0" w:color="CCCCCC"/>
-              <w:left w:val="single" w:sz="1" w:space="0" w:color="CCCCCC"/>
-              <w:bottom w:val="single" w:sz="1" w:space="0" w:color="CCCCCC"/>
-              <w:right w:val="single" w:sz="1" w:space="0" w:color="CCCCCC"/>
-            </w:tcBorders>
-            <w:tcMar>
-              <w:top w:w="80" w:type="dxa"/>
-              <w:left w:w="120" w:type="dxa"/>
-              <w:bottom w:w="80" w:type="dxa"/>
-              <w:right w:w="120" w:type="dxa"/>
-            </w:tcMar>
-          </w:tcPr>
-          <w:p>
-            <w:r>
-              <w:t>Wolne terminy, polubienia, live search, odwoływanie/usuwanie</w:t>
-            </w:r>
-          </w:p>
-        </w:tc>
-        <w:tc>
-          <w:tcPr>
-            <w:tcW w:w="3008" w:type="dxa"/>
-            <w:tcBorders>
-              <w:top w:val="single" w:sz="1" w:space="0" w:color="CCCCCC"/>
-              <w:left w:val="single" w:sz="1" w:space="0" w:color="CCCCCC"/>
-              <w:bottom w:val="single" w:sz="1" w:space="0" w:color="CCCCCC"/>
-              <w:right w:val="single" w:sz="1" w:space="0" w:color="CCCCCC"/>
-            </w:tcBorders>
-            <w:tcMar>
-              <w:top w:w="80" w:type="dxa"/>
-              <w:left w:w="120" w:type="dxa"/>
-              <w:bottom w:w="80" w:type="dxa"/>
-              <w:right w:w="120" w:type="dxa"/>
-            </w:tcMar>
-          </w:tcPr>
-          <w:p>
-            <w:r>
-              <w:t>✔</w:t>
-            </w:r>
-          </w:p>
-        </w:tc>
-      </w:tr>
-      <w:tr>
-        <w:tblPrEx>
-          <w:tblCellMar>
-            <w:top w:w="0" w:type="dxa"/>
-            <w:bottom w:w="0" w:type="dxa"/>
-          </w:tblCellMar>
-        </w:tblPrEx>
-        <w:tc>
-          <w:tcPr>
-            <w:tcW w:w="3008" w:type="dxa"/>
-            <w:tcBorders>
-              <w:top w:val="single" w:sz="1" w:space="0" w:color="CCCCCC"/>
-              <w:left w:val="single" w:sz="1" w:space="0" w:color="CCCCCC"/>
-              <w:bottom w:val="single" w:sz="1" w:space="0" w:color="CCCCCC"/>
-              <w:right w:val="single" w:sz="1" w:space="0" w:color="CCCCCC"/>
-            </w:tcBorders>
-            <w:tcMar>
-              <w:top w:w="80" w:type="dxa"/>
-              <w:left w:w="120" w:type="dxa"/>
-              <w:bottom w:w="80" w:type="dxa"/>
-              <w:right w:w="120" w:type="dxa"/>
-            </w:tcMar>
-          </w:tcPr>
-          <w:p>
-            <w:r>
-              <w:t>Wspólny układ i spójny styl</w:t>
-            </w:r>
-          </w:p>
-        </w:tc>
-        <w:tc>
-          <w:tcPr>
-            <w:tcW w:w="3008" w:type="dxa"/>
-            <w:tcBorders>
-              <w:top w:val="single" w:sz="1" w:space="0" w:color="CCCCCC"/>
-              <w:left w:val="single" w:sz="1" w:space="0" w:color="CCCCCC"/>
-              <w:bottom w:val="single" w:sz="1" w:space="0" w:color="CCCCCC"/>
-              <w:right w:val="single" w:sz="1" w:space="0" w:color="CCCCCC"/>
-            </w:tcBorders>
-            <w:tcMar>
-              <w:top w:w="80" w:type="dxa"/>
-              <w:left w:w="120" w:type="dxa"/>
-              <w:bottom w:w="80" w:type="dxa"/>
-              <w:right w:w="120" w:type="dxa"/>
-            </w:tcMar>
-          </w:tcPr>
-          <w:p>
-            <w:r>
-              <w:t>Wspólny header.php oraz jeden arkusz style.css</w:t>
-            </w:r>
-          </w:p>
-        </w:tc>
-        <w:tc>
-          <w:tcPr>
-            <w:tcW w:w="3008" w:type="dxa"/>
-            <w:tcBorders>
-              <w:top w:val="single" w:sz="1" w:space="0" w:color="CCCCCC"/>
-              <w:left w:val="single" w:sz="1" w:space="0" w:color="CCCCCC"/>
-              <w:bottom w:val="single" w:sz="1" w:space="0" w:color="CCCCCC"/>
-              <w:right w:val="single" w:sz="1" w:space="0" w:color="CCCCCC"/>
-            </w:tcBorders>
-            <w:tcMar>
-              <w:top w:w="80" w:type="dxa"/>
-              <w:left w:w="120" w:type="dxa"/>
-              <w:bottom w:w="80" w:type="dxa"/>
-              <w:right w:w="120" w:type="dxa"/>
-            </w:tcMar>
-          </w:tcPr>
-          <w:p>
-            <w:r>
-              <w:t>✔</w:t>
-            </w:r>
-          </w:p>
-        </w:tc>
-      </w:tr>
-    </w:tbl>
-    <w:p>
-      <w:pPr>
-        <w:pStyle w:val="Nagwek1"/>
-      </w:pPr>
-      <w:r>
-        <w:t>8. Uruchomienie aplikacji</w:t>
+        <w:t>7</w:t>
+      </w:r>
+      <w:r>
+        <w:t xml:space="preserve">. </w:t>
+      </w:r>
+      <w:r>
+        <w:t>Nadanie uprawnień</w:t>
       </w:r>
     </w:p>
     <w:p>
@@ -2408,58 +1561,6 @@
         <w:spacing w:after="60"/>
       </w:pPr>
       <w:r>
-        <w:t>Uruchom Apache i MySQL w panelu XAMPP.</w:t>
-      </w:r>
-    </w:p>
-    <w:p>
-      <w:pPr>
-        <w:pStyle w:val="Akapitzlist"/>
-        <w:numPr>
-          <w:ilvl w:val="0"/>
-          <w:numId w:val="2"/>
-        </w:numPr>
-        <w:spacing w:after="60"/>
-      </w:pPr>
-      <w:r>
-        <w:t>W phpMyAdmin użyj zakładki Import i wczytaj plik baza.sql (sam tworzy bazę i tabele).</w:t>
-      </w:r>
-    </w:p>
-    <w:p>
-      <w:pPr>
-        <w:pStyle w:val="Akapitzlist"/>
-        <w:numPr>
-          <w:ilvl w:val="0"/>
-          <w:numId w:val="2"/>
-        </w:numPr>
-        <w:spacing w:after="60"/>
-      </w:pPr>
-      <w:r>
-        <w:t>Skopiuj pliki projektu do folderu htdocs (np. htdocs/gabinet-logopedyczny).</w:t>
-      </w:r>
-    </w:p>
-    <w:p>
-      <w:pPr>
-        <w:pStyle w:val="Akapitzlist"/>
-        <w:numPr>
-          <w:ilvl w:val="0"/>
-          <w:numId w:val="2"/>
-        </w:numPr>
-        <w:spacing w:after="60"/>
-      </w:pPr>
-      <w:r>
-        <w:t>Wejdź na http://localhost/gabinet-logopedyczny, zarejestruj konto i zaloguj się.</w:t>
-      </w:r>
-    </w:p>
-    <w:p>
-      <w:pPr>
-        <w:pStyle w:val="Akapitzlist"/>
-        <w:numPr>
-          <w:ilvl w:val="0"/>
-          <w:numId w:val="2"/>
-        </w:numPr>
-        <w:spacing w:after="60"/>
-      </w:pPr>
-      <w:r>
         <w:t>Aby nadać uprawnienia administratora: w phpMyAdmin wykonaj UPDATE uzytkownicy SET is_admin = 1 WHERE login = 'twoj_login'; i zaloguj się ponownie.</w:t>
       </w:r>
     </w:p>
@@ -2468,15 +1569,21 @@
         <w:pStyle w:val="Nagwek1"/>
       </w:pPr>
       <w:r>
-        <w:t>9. Najciekawsze elementy aplikacji</w:t>
-      </w:r>
-    </w:p>
-    <w:p>
-      <w:pPr>
-        <w:spacing w:after="120"/>
-      </w:pPr>
-      <w:r>
-        <w:t>Poniżej opisano elementy, które najlepiej pokazują możliwości aplikacji i wykraczają poza minimalny zakres wymagań.</w:t>
+        <w:t>8</w:t>
+      </w:r>
+      <w:r>
+        <w:t>. Najciekawsze elementy aplikacji</w:t>
+      </w:r>
+    </w:p>
+    <w:p>
+      <w:pPr>
+        <w:spacing w:after="120"/>
+      </w:pPr>
+      <w:r>
+        <w:t>Poniżej opisano elementy, które najlepiej pokazują możliwości aplikacji</w:t>
+      </w:r>
+      <w:r>
+        <w:t>:</w:t>
       </w:r>
     </w:p>
     <w:p>
@@ -2492,56 +1599,59 @@
         <w:spacing w:after="120"/>
       </w:pPr>
       <w:r>
+        <w:t>Logopeda (administrator) ma do dyspozycji dwa obszary zarządzania. Pierwszy to pełny CRUD ćwiczeń wraz z wgrywaniem zdjęć. Drugi to panel wizyt, w którym widzi w jednej tabeli wszystkie rezerwacje wszystkich pacjentów (z imieniem pacjenta, specjalistą, datą i godziną) i może każdą wizytę edytować lub usunąć. Przy edycji terminu aplikacja ponownie sprawdza, czy nowy termin nie koliduje z inną wizytą.</w:t>
+      </w:r>
+    </w:p>
+    <w:p>
+      <w:pPr>
+        <w:pStyle w:val="Nagwek2"/>
+      </w:pPr>
+      <w:r>
+        <w:t>9.2. Bogata funkcjonalność AJAX</w:t>
+      </w:r>
+    </w:p>
+    <w:p>
+      <w:pPr>
+        <w:spacing w:after="120"/>
+      </w:pPr>
+      <w:r>
+        <w:t>Aplikacja korzysta z żądań asynchronicznych w pięciu miejscach: sprawdzanie wolnych terminów przy umawianiu wizyty (z odpowiedzią w formacie JSON), oznaczanie zajętych godzin, polubienia ćwiczeń (przełącznik bez przeładowania strony), wyszukiwanie ćwiczeń na żywo podczas pisania (z techniką debounce) oraz odwoływanie wizyt i usuwanie komentarzy z efektem zanikania. Operacje usuwające zawsze sprawdzają, czy dany rekord należy do zalogowanego użytkownika.</w:t>
+      </w:r>
+    </w:p>
+    <w:p>
+      <w:pPr>
+        <w:pStyle w:val="Nagwek2"/>
+      </w:pPr>
+      <w:r>
+        <w:t>9.3. Efekty w warstwie stylów</w:t>
+      </w:r>
+    </w:p>
+    <w:p>
+      <w:pPr>
+        <w:spacing w:after="120"/>
+      </w:pPr>
+      <w:r>
+        <w:t>Ćwiczenia prezentowane są w formie kafelków ułożonych w responsywną siatkę, które po najechaniu kursorem płynnie się powiększają i unoszą (cień). Całość utrzymana jest w spójnej, pastelowej kolorystyce zdefiniowanej zmiennymi CSS, co ułatwia jednolitą zmianę wyglądu.</w:t>
+      </w:r>
+    </w:p>
+    <w:p>
+      <w:pPr>
+        <w:pStyle w:val="Nagwek2"/>
+      </w:pPr>
+      <w:r>
+        <w:t>9.4. Bezpieczeństwo</w:t>
+      </w:r>
+    </w:p>
+    <w:p>
+      <w:pPr>
+        <w:spacing w:after="120"/>
+      </w:pPr>
+      <w:r>
+        <w:t xml:space="preserve">Hasła są przechowywane wyłącznie jako skróty (password_hash / bcrypt). Dostęp do stron administracyjnych chroni wspólny mechanizm autoryzacji (admin_guard). Dane wstawiane do bazy przekazywane są przez zapytania parametryzowane (ochrona przed SQL Injection), </w:t>
+      </w:r>
+      <w:r>
         <w:lastRenderedPageBreak/>
-        <w:t>Logopeda (administrator) ma do dyspozycji dwa obszary zarządzania. Pierwszy to pełny CRUD ćwiczeń wraz z wgrywaniem zdjęć. Drugi to panel wizyt, w którym widzi w jednej tabeli wszystkie rezerwacje wszystkich pacjentów (z imieniem pacjenta, specjalistą, datą i godziną) i może każdą wizytę edytować lub usunąć. Przy edycji terminu aplikacja ponownie sprawdza, czy nowy termin nie koliduje z inną wizytą.</w:t>
-      </w:r>
-    </w:p>
-    <w:p>
-      <w:pPr>
-        <w:pStyle w:val="Nagwek2"/>
-      </w:pPr>
-      <w:r>
-        <w:t>9.2. Bogata funkcjonalność AJAX</w:t>
-      </w:r>
-    </w:p>
-    <w:p>
-      <w:pPr>
-        <w:spacing w:after="120"/>
-      </w:pPr>
-      <w:r>
-        <w:t>Aplikacja korzysta z żądań asynchronicznych w pięciu miejscach: sprawdzanie wolnych terminów przy umawianiu wizyty (z odpowiedzią w formacie JSON), oznaczanie zajętych godzin, polubienia ćwiczeń (przełącznik bez przeładowania strony), wyszukiwanie ćwiczeń na żywo podczas pisania (z techniką debounce) oraz odwoływanie wizyt i usuwanie komentarzy z efektem zanikania. Operacje usuwające zawsze sprawdzają, czy dany rekord należy do zalogowanego użytkownika.</w:t>
-      </w:r>
-    </w:p>
-    <w:p>
-      <w:pPr>
-        <w:pStyle w:val="Nagwek2"/>
-      </w:pPr>
-      <w:r>
-        <w:t>9.3. Efekty w warstwie stylów</w:t>
-      </w:r>
-    </w:p>
-    <w:p>
-      <w:pPr>
-        <w:spacing w:after="120"/>
-      </w:pPr>
-      <w:r>
-        <w:t>Ćwiczenia prezentowane są w formie kafelków ułożonych w responsywną siatkę, które po najechaniu kursorem płynnie się powiększają i unoszą (cień). Całość utrzymana jest w spójnej, pastelowej kolorystyce zdefiniowanej zmiennymi CSS, co ułatwia jednolitą zmianę wyglądu.</w:t>
-      </w:r>
-    </w:p>
-    <w:p>
-      <w:pPr>
-        <w:pStyle w:val="Nagwek2"/>
-      </w:pPr>
-      <w:r>
-        <w:t>9.4. Bezpieczeństwo</w:t>
-      </w:r>
-    </w:p>
-    <w:p>
-      <w:pPr>
-        <w:spacing w:after="120"/>
-      </w:pPr>
-      <w:r>
-        <w:t>Hasła są przechowywane wyłącznie jako skróty (password_hash / bcrypt). Dostęp do stron administracyjnych chroni wspólny mechanizm autoryzacji (admin_guard). Dane wstawiane do bazy przekazywane są przez zapytania parametryzowane (ochrona przed SQL Injection), a dane wyświetlane są filtrowane funkcją htmlspecialchars (ochrona przed XSS). Autora komentarza i wizyty ustala serwer na podstawie sesji, a nie danych z formularza.</w:t>
+        <w:t>a dane wyświetlane są filtrowane funkcją htmlspecialchars (ochrona przed XSS). Autora komentarza i wizyty ustala serwer na podstawie sesji, a nie danych z formularza.</w:t>
       </w:r>
     </w:p>
     <w:p>
@@ -2549,15 +1659,10 @@
         <w:pStyle w:val="Nagwek1"/>
       </w:pPr>
       <w:r>
-        <w:t>10. Zrzuty ekranu</w:t>
-      </w:r>
-    </w:p>
-    <w:p>
-      <w:pPr>
-        <w:spacing w:after="120"/>
-      </w:pPr>
-      <w:r>
-        <w:t>W tym miejscu wstaw zrzuty ekranu z działającej aplikacji. Pod każdym proponowanym zrzutem podano, na co zwrócić uwagę.</w:t>
+        <w:t>9</w:t>
+      </w:r>
+      <w:r>
+        <w:t>. Zrzuty ekranu</w:t>
       </w:r>
     </w:p>
     <w:p>
@@ -2574,7 +1679,7 @@
     </w:p>
     <w:p>
       <w:pPr>
-        <w:spacing w:after="60"/>
+        <w:spacing w:after="120"/>
       </w:pPr>
       <w:r>
         <w:rPr>
@@ -2582,15 +1687,41 @@
           <w:iCs/>
           <w:color w:val="999999"/>
         </w:rPr>
-        <w:t>[ tutaj wstaw zrzut ekranu ]</w:t>
-      </w:r>
-    </w:p>
-    <w:p>
-      <w:pPr>
-        <w:spacing w:after="120"/>
-      </w:pPr>
-      <w:r>
-        <w:t>Pokazuje wspólny układ strony (menu, stopka) oraz listę specjalistów pobraną z bazy danych.</w:t>
+        <w:drawing>
+          <wp:inline distT="0" distB="0" distL="0" distR="0" wp14:anchorId="4AD8D912" wp14:editId="2773D01A">
+            <wp:extent cx="5731510" cy="3080385"/>
+            <wp:effectExtent l="0" t="0" r="2540" b="5715"/>
+            <wp:docPr id="1" name="Obraz 1"/>
+            <wp:cNvGraphicFramePr>
+              <a:graphicFrameLocks xmlns:a="http://schemas.openxmlformats.org/drawingml/2006/main" noChangeAspect="1"/>
+            </wp:cNvGraphicFramePr>
+            <a:graphic xmlns:a="http://schemas.openxmlformats.org/drawingml/2006/main">
+              <a:graphicData uri="http://schemas.openxmlformats.org/drawingml/2006/picture">
+                <pic:pic xmlns:pic="http://schemas.openxmlformats.org/drawingml/2006/picture">
+                  <pic:nvPicPr>
+                    <pic:cNvPr id="1" name=""/>
+                    <pic:cNvPicPr/>
+                  </pic:nvPicPr>
+                  <pic:blipFill>
+                    <a:blip r:embed="rId6"/>
+                    <a:stretch>
+                      <a:fillRect/>
+                    </a:stretch>
+                  </pic:blipFill>
+                  <pic:spPr>
+                    <a:xfrm>
+                      <a:off x="0" y="0"/>
+                      <a:ext cx="5731510" cy="3080385"/>
+                    </a:xfrm>
+                    <a:prstGeom prst="rect">
+                      <a:avLst/>
+                    </a:prstGeom>
+                  </pic:spPr>
+                </pic:pic>
+              </a:graphicData>
+            </a:graphic>
+          </wp:inline>
+        </w:drawing>
       </w:r>
     </w:p>
     <w:p>
@@ -2607,7 +1738,7 @@
     </w:p>
     <w:p>
       <w:pPr>
-        <w:spacing w:after="60"/>
+        <w:spacing w:after="120"/>
       </w:pPr>
       <w:r>
         <w:rPr>
@@ -2615,32 +1746,104 @@
           <w:iCs/>
           <w:color w:val="999999"/>
         </w:rPr>
-        <w:t>[ tutaj wstaw zrzut ekranu ]</w:t>
-      </w:r>
-    </w:p>
-    <w:p>
-      <w:pPr>
-        <w:spacing w:after="120"/>
-      </w:pPr>
-      <w:r>
-        <w:t>Warto pokazać listę godzin z oznaczeniem „(zajęte)” – to wynik żądania AJAX sprawdzającego wolne terminy po wybraniu specjalisty i daty.</w:t>
-      </w:r>
-    </w:p>
-    <w:p>
-      <w:pPr>
-        <w:spacing w:after="120"/>
-      </w:pPr>
-      <w:r>
+        <w:drawing>
+          <wp:inline distT="0" distB="0" distL="0" distR="0" wp14:anchorId="75ACE866" wp14:editId="7E3783AA">
+            <wp:extent cx="5731510" cy="3080385"/>
+            <wp:effectExtent l="0" t="0" r="2540" b="5715"/>
+            <wp:docPr id="2" name="Obraz 2"/>
+            <wp:cNvGraphicFramePr>
+              <a:graphicFrameLocks xmlns:a="http://schemas.openxmlformats.org/drawingml/2006/main" noChangeAspect="1"/>
+            </wp:cNvGraphicFramePr>
+            <a:graphic xmlns:a="http://schemas.openxmlformats.org/drawingml/2006/main">
+              <a:graphicData uri="http://schemas.openxmlformats.org/drawingml/2006/picture">
+                <pic:pic xmlns:pic="http://schemas.openxmlformats.org/drawingml/2006/picture">
+                  <pic:nvPicPr>
+                    <pic:cNvPr id="1" name=""/>
+                    <pic:cNvPicPr/>
+                  </pic:nvPicPr>
+                  <pic:blipFill>
+                    <a:blip r:embed="rId7"/>
+                    <a:stretch>
+                      <a:fillRect/>
+                    </a:stretch>
+                  </pic:blipFill>
+                  <pic:spPr>
+                    <a:xfrm>
+                      <a:off x="0" y="0"/>
+                      <a:ext cx="5731510" cy="3080385"/>
+                    </a:xfrm>
+                    <a:prstGeom prst="rect">
+                      <a:avLst/>
+                    </a:prstGeom>
+                  </pic:spPr>
+                </pic:pic>
+              </a:graphicData>
+            </a:graphic>
+          </wp:inline>
+        </w:drawing>
+      </w:r>
+    </w:p>
+    <w:p>
+      <w:pPr>
+        <w:spacing w:after="120"/>
         <w:rPr>
           <w:b/>
           <w:bCs/>
         </w:rPr>
+      </w:pPr>
+    </w:p>
+    <w:p>
+      <w:pPr>
+        <w:spacing w:after="120"/>
+        <w:rPr>
+          <w:b/>
+          <w:bCs/>
+        </w:rPr>
+      </w:pPr>
+    </w:p>
+    <w:p>
+      <w:pPr>
+        <w:spacing w:after="120"/>
+        <w:rPr>
+          <w:b/>
+          <w:bCs/>
+        </w:rPr>
+      </w:pPr>
+    </w:p>
+    <w:p>
+      <w:pPr>
+        <w:spacing w:after="120"/>
+        <w:rPr>
+          <w:b/>
+          <w:bCs/>
+        </w:rPr>
+      </w:pPr>
+    </w:p>
+    <w:p>
+      <w:pPr>
+        <w:spacing w:after="120"/>
+        <w:rPr>
+          <w:b/>
+          <w:bCs/>
+        </w:rPr>
+      </w:pPr>
+    </w:p>
+    <w:p>
+      <w:pPr>
+        <w:spacing w:after="120"/>
+      </w:pPr>
+      <w:r>
+        <w:rPr>
+          <w:b/>
+          <w:bCs/>
+        </w:rPr>
+        <w:lastRenderedPageBreak/>
         <w:t>Moje wizyty – nadchodzące i minione.</w:t>
       </w:r>
     </w:p>
     <w:p>
       <w:pPr>
-        <w:spacing w:after="60"/>
+        <w:spacing w:after="120"/>
       </w:pPr>
       <w:r>
         <w:rPr>
@@ -2648,15 +1851,41 @@
           <w:iCs/>
           <w:color w:val="999999"/>
         </w:rPr>
-        <w:t>[ tutaj wstaw zrzut ekranu ]</w:t>
-      </w:r>
-    </w:p>
-    <w:p>
-      <w:pPr>
-        <w:spacing w:after="120"/>
-      </w:pPr>
-      <w:r>
-        <w:t>Widać podział wizyt oraz przycisk odwołania, działający asynchronicznie (wizyta znika z efektem zanikania).</w:t>
+        <w:drawing>
+          <wp:inline distT="0" distB="0" distL="0" distR="0" wp14:anchorId="16475705" wp14:editId="1B6971C3">
+            <wp:extent cx="5731510" cy="3080385"/>
+            <wp:effectExtent l="0" t="0" r="2540" b="5715"/>
+            <wp:docPr id="4" name="Obraz 4"/>
+            <wp:cNvGraphicFramePr>
+              <a:graphicFrameLocks xmlns:a="http://schemas.openxmlformats.org/drawingml/2006/main" noChangeAspect="1"/>
+            </wp:cNvGraphicFramePr>
+            <a:graphic xmlns:a="http://schemas.openxmlformats.org/drawingml/2006/main">
+              <a:graphicData uri="http://schemas.openxmlformats.org/drawingml/2006/picture">
+                <pic:pic xmlns:pic="http://schemas.openxmlformats.org/drawingml/2006/picture">
+                  <pic:nvPicPr>
+                    <pic:cNvPr id="1" name=""/>
+                    <pic:cNvPicPr/>
+                  </pic:nvPicPr>
+                  <pic:blipFill>
+                    <a:blip r:embed="rId8"/>
+                    <a:stretch>
+                      <a:fillRect/>
+                    </a:stretch>
+                  </pic:blipFill>
+                  <pic:spPr>
+                    <a:xfrm>
+                      <a:off x="0" y="0"/>
+                      <a:ext cx="5731510" cy="3080385"/>
+                    </a:xfrm>
+                    <a:prstGeom prst="rect">
+                      <a:avLst/>
+                    </a:prstGeom>
+                  </pic:spPr>
+                </pic:pic>
+              </a:graphicData>
+            </a:graphic>
+          </wp:inline>
+        </w:drawing>
       </w:r>
     </w:p>
     <w:p>
@@ -2673,7 +1902,7 @@
     </w:p>
     <w:p>
       <w:pPr>
-        <w:spacing w:after="60"/>
+        <w:spacing w:after="120"/>
       </w:pPr>
       <w:r>
         <w:rPr>
@@ -2681,32 +1910,140 @@
           <w:iCs/>
           <w:color w:val="999999"/>
         </w:rPr>
-        <w:t>[ tutaj wstaw zrzut ekranu ]</w:t>
-      </w:r>
-    </w:p>
-    <w:p>
-      <w:pPr>
-        <w:spacing w:after="120"/>
-      </w:pPr>
-      <w:r>
-        <w:t>Najlepiej uchwycić moment najechania na kafelek (jest wtedy powiększony) oraz pole wyszukiwania na żywo i linki filtrowania po kategoriach.</w:t>
-      </w:r>
-    </w:p>
-    <w:p>
-      <w:pPr>
-        <w:spacing w:after="120"/>
-      </w:pPr>
-      <w:r>
+        <w:drawing>
+          <wp:inline distT="0" distB="0" distL="0" distR="0" wp14:anchorId="249CF297" wp14:editId="3EF869EF">
+            <wp:extent cx="5731510" cy="3080385"/>
+            <wp:effectExtent l="0" t="0" r="2540" b="5715"/>
+            <wp:docPr id="5" name="Obraz 5"/>
+            <wp:cNvGraphicFramePr>
+              <a:graphicFrameLocks xmlns:a="http://schemas.openxmlformats.org/drawingml/2006/main" noChangeAspect="1"/>
+            </wp:cNvGraphicFramePr>
+            <a:graphic xmlns:a="http://schemas.openxmlformats.org/drawingml/2006/main">
+              <a:graphicData uri="http://schemas.openxmlformats.org/drawingml/2006/picture">
+                <pic:pic xmlns:pic="http://schemas.openxmlformats.org/drawingml/2006/picture">
+                  <pic:nvPicPr>
+                    <pic:cNvPr id="1" name=""/>
+                    <pic:cNvPicPr/>
+                  </pic:nvPicPr>
+                  <pic:blipFill>
+                    <a:blip r:embed="rId9"/>
+                    <a:stretch>
+                      <a:fillRect/>
+                    </a:stretch>
+                  </pic:blipFill>
+                  <pic:spPr>
+                    <a:xfrm>
+                      <a:off x="0" y="0"/>
+                      <a:ext cx="5731510" cy="3080385"/>
+                    </a:xfrm>
+                    <a:prstGeom prst="rect">
+                      <a:avLst/>
+                    </a:prstGeom>
+                  </pic:spPr>
+                </pic:pic>
+              </a:graphicData>
+            </a:graphic>
+          </wp:inline>
+        </w:drawing>
+      </w:r>
+    </w:p>
+    <w:p>
+      <w:pPr>
+        <w:spacing w:after="120"/>
         <w:rPr>
           <w:b/>
           <w:bCs/>
         </w:rPr>
+      </w:pPr>
+    </w:p>
+    <w:p>
+      <w:pPr>
+        <w:spacing w:after="120"/>
+        <w:rPr>
+          <w:b/>
+          <w:bCs/>
+        </w:rPr>
+      </w:pPr>
+    </w:p>
+    <w:p>
+      <w:pPr>
+        <w:spacing w:after="120"/>
+        <w:rPr>
+          <w:b/>
+          <w:bCs/>
+        </w:rPr>
+      </w:pPr>
+    </w:p>
+    <w:p>
+      <w:pPr>
+        <w:spacing w:after="120"/>
+        <w:rPr>
+          <w:b/>
+          <w:bCs/>
+        </w:rPr>
+      </w:pPr>
+    </w:p>
+    <w:p>
+      <w:pPr>
+        <w:spacing w:after="120"/>
+        <w:rPr>
+          <w:b/>
+          <w:bCs/>
+        </w:rPr>
+      </w:pPr>
+    </w:p>
+    <w:p>
+      <w:pPr>
+        <w:spacing w:after="120"/>
+        <w:rPr>
+          <w:b/>
+          <w:bCs/>
+        </w:rPr>
+      </w:pPr>
+    </w:p>
+    <w:p>
+      <w:pPr>
+        <w:spacing w:after="120"/>
+        <w:rPr>
+          <w:b/>
+          <w:bCs/>
+        </w:rPr>
+      </w:pPr>
+    </w:p>
+    <w:p>
+      <w:pPr>
+        <w:spacing w:after="120"/>
+        <w:rPr>
+          <w:b/>
+          <w:bCs/>
+        </w:rPr>
+      </w:pPr>
+    </w:p>
+    <w:p>
+      <w:pPr>
+        <w:spacing w:after="120"/>
+        <w:rPr>
+          <w:b/>
+          <w:bCs/>
+        </w:rPr>
+      </w:pPr>
+    </w:p>
+    <w:p>
+      <w:pPr>
+        <w:spacing w:after="120"/>
+      </w:pPr>
+      <w:r>
+        <w:rPr>
+          <w:b/>
+          <w:bCs/>
+        </w:rPr>
+        <w:lastRenderedPageBreak/>
         <w:t>Panel wizyt administratora.</w:t>
       </w:r>
     </w:p>
     <w:p>
       <w:pPr>
-        <w:spacing w:after="60"/>
+        <w:spacing w:after="120"/>
       </w:pPr>
       <w:r>
         <w:rPr>
@@ -2714,33 +2051,191 @@
           <w:iCs/>
           <w:color w:val="999999"/>
         </w:rPr>
-        <w:lastRenderedPageBreak/>
-        <w:t>[ tutaj wstaw zrzut ekranu ]</w:t>
-      </w:r>
-    </w:p>
-    <w:p>
-      <w:pPr>
-        <w:spacing w:after="120"/>
-      </w:pPr>
-      <w:r>
-        <w:t>Tabela wszystkich wizyt z kolumnami akcji (edycja, usuwanie) – widoczna tylko dla logopedy.</w:t>
-      </w:r>
-    </w:p>
-    <w:p>
-      <w:pPr>
-        <w:spacing w:after="120"/>
-      </w:pPr>
-      <w:r>
+        <w:drawing>
+          <wp:inline distT="0" distB="0" distL="0" distR="0" wp14:anchorId="0D6416D1" wp14:editId="7F976C55">
+            <wp:extent cx="5731510" cy="3080385"/>
+            <wp:effectExtent l="0" t="0" r="2540" b="5715"/>
+            <wp:docPr id="10" name="Obraz 10"/>
+            <wp:cNvGraphicFramePr>
+              <a:graphicFrameLocks xmlns:a="http://schemas.openxmlformats.org/drawingml/2006/main" noChangeAspect="1"/>
+            </wp:cNvGraphicFramePr>
+            <a:graphic xmlns:a="http://schemas.openxmlformats.org/drawingml/2006/main">
+              <a:graphicData uri="http://schemas.openxmlformats.org/drawingml/2006/picture">
+                <pic:pic xmlns:pic="http://schemas.openxmlformats.org/drawingml/2006/picture">
+                  <pic:nvPicPr>
+                    <pic:cNvPr id="1" name=""/>
+                    <pic:cNvPicPr/>
+                  </pic:nvPicPr>
+                  <pic:blipFill>
+                    <a:blip r:embed="rId10"/>
+                    <a:stretch>
+                      <a:fillRect/>
+                    </a:stretch>
+                  </pic:blipFill>
+                  <pic:spPr>
+                    <a:xfrm>
+                      <a:off x="0" y="0"/>
+                      <a:ext cx="5731510" cy="3080385"/>
+                    </a:xfrm>
+                    <a:prstGeom prst="rect">
+                      <a:avLst/>
+                    </a:prstGeom>
+                  </pic:spPr>
+                </pic:pic>
+              </a:graphicData>
+            </a:graphic>
+          </wp:inline>
+        </w:drawing>
+      </w:r>
+    </w:p>
+    <w:p>
+      <w:pPr>
+        <w:spacing w:after="120"/>
+      </w:pPr>
+      <w:r>
+        <w:drawing>
+          <wp:inline distT="0" distB="0" distL="0" distR="0" wp14:anchorId="410D46D1" wp14:editId="5DA06CA6">
+            <wp:extent cx="5731510" cy="3080385"/>
+            <wp:effectExtent l="0" t="0" r="2540" b="5715"/>
+            <wp:docPr id="11" name="Obraz 11"/>
+            <wp:cNvGraphicFramePr>
+              <a:graphicFrameLocks xmlns:a="http://schemas.openxmlformats.org/drawingml/2006/main" noChangeAspect="1"/>
+            </wp:cNvGraphicFramePr>
+            <a:graphic xmlns:a="http://schemas.openxmlformats.org/drawingml/2006/main">
+              <a:graphicData uri="http://schemas.openxmlformats.org/drawingml/2006/picture">
+                <pic:pic xmlns:pic="http://schemas.openxmlformats.org/drawingml/2006/picture">
+                  <pic:nvPicPr>
+                    <pic:cNvPr id="1" name=""/>
+                    <pic:cNvPicPr/>
+                  </pic:nvPicPr>
+                  <pic:blipFill>
+                    <a:blip r:embed="rId11"/>
+                    <a:stretch>
+                      <a:fillRect/>
+                    </a:stretch>
+                  </pic:blipFill>
+                  <pic:spPr>
+                    <a:xfrm>
+                      <a:off x="0" y="0"/>
+                      <a:ext cx="5731510" cy="3080385"/>
+                    </a:xfrm>
+                    <a:prstGeom prst="rect">
+                      <a:avLst/>
+                    </a:prstGeom>
+                  </pic:spPr>
+                </pic:pic>
+              </a:graphicData>
+            </a:graphic>
+          </wp:inline>
+        </w:drawing>
+      </w:r>
+    </w:p>
+    <w:p>
+      <w:pPr>
+        <w:spacing w:after="120"/>
         <w:rPr>
           <w:b/>
           <w:bCs/>
         </w:rPr>
+      </w:pPr>
+    </w:p>
+    <w:p>
+      <w:pPr>
+        <w:spacing w:after="120"/>
+        <w:rPr>
+          <w:b/>
+          <w:bCs/>
+        </w:rPr>
+      </w:pPr>
+    </w:p>
+    <w:p>
+      <w:pPr>
+        <w:spacing w:after="120"/>
+        <w:rPr>
+          <w:b/>
+          <w:bCs/>
+        </w:rPr>
+      </w:pPr>
+    </w:p>
+    <w:p>
+      <w:pPr>
+        <w:spacing w:after="120"/>
+        <w:rPr>
+          <w:b/>
+          <w:bCs/>
+        </w:rPr>
+      </w:pPr>
+    </w:p>
+    <w:p>
+      <w:pPr>
+        <w:spacing w:after="120"/>
+        <w:rPr>
+          <w:b/>
+          <w:bCs/>
+        </w:rPr>
+      </w:pPr>
+    </w:p>
+    <w:p>
+      <w:pPr>
+        <w:spacing w:after="120"/>
+        <w:rPr>
+          <w:b/>
+          <w:bCs/>
+        </w:rPr>
+      </w:pPr>
+    </w:p>
+    <w:p>
+      <w:pPr>
+        <w:spacing w:after="120"/>
+        <w:rPr>
+          <w:b/>
+          <w:bCs/>
+        </w:rPr>
+      </w:pPr>
+    </w:p>
+    <w:p>
+      <w:pPr>
+        <w:spacing w:after="120"/>
+        <w:rPr>
+          <w:b/>
+          <w:bCs/>
+        </w:rPr>
+      </w:pPr>
+    </w:p>
+    <w:p>
+      <w:pPr>
+        <w:spacing w:after="120"/>
+        <w:rPr>
+          <w:b/>
+          <w:bCs/>
+        </w:rPr>
+      </w:pPr>
+    </w:p>
+    <w:p>
+      <w:pPr>
+        <w:spacing w:after="120"/>
+        <w:rPr>
+          <w:b/>
+          <w:bCs/>
+        </w:rPr>
+      </w:pPr>
+    </w:p>
+    <w:p>
+      <w:pPr>
+        <w:spacing w:after="120"/>
+      </w:pPr>
+      <w:r>
+        <w:rPr>
+          <w:b/>
+          <w:bCs/>
+        </w:rPr>
+        <w:lastRenderedPageBreak/>
         <w:t>Szczegóły ćwiczenia – komentarze, oceny i polubienie.</w:t>
       </w:r>
     </w:p>
     <w:p>
       <w:pPr>
-        <w:spacing w:after="60"/>
+        <w:spacing w:after="120"/>
       </w:pPr>
       <w:r>
         <w:rPr>
@@ -2748,15 +2243,83 @@
           <w:iCs/>
           <w:color w:val="999999"/>
         </w:rPr>
-        <w:t>[ tutaj wstaw zrzut ekranu ]</w:t>
-      </w:r>
-    </w:p>
-    <w:p>
-      <w:pPr>
-        <w:spacing w:after="120"/>
-      </w:pPr>
-      <w:r>
-        <w:t>Pokazuje średnią ocenę, formularz komentarza, przycisk polubienia (AJAX) oraz kategorię jako link (szybka nawigacja).</w:t>
+        <w:drawing>
+          <wp:inline distT="0" distB="0" distL="0" distR="0" wp14:anchorId="4F459D9D" wp14:editId="31C2C0CB">
+            <wp:extent cx="5731510" cy="3080385"/>
+            <wp:effectExtent l="0" t="0" r="2540" b="5715"/>
+            <wp:docPr id="6" name="Obraz 6"/>
+            <wp:cNvGraphicFramePr>
+              <a:graphicFrameLocks xmlns:a="http://schemas.openxmlformats.org/drawingml/2006/main" noChangeAspect="1"/>
+            </wp:cNvGraphicFramePr>
+            <a:graphic xmlns:a="http://schemas.openxmlformats.org/drawingml/2006/main">
+              <a:graphicData uri="http://schemas.openxmlformats.org/drawingml/2006/picture">
+                <pic:pic xmlns:pic="http://schemas.openxmlformats.org/drawingml/2006/picture">
+                  <pic:nvPicPr>
+                    <pic:cNvPr id="1" name=""/>
+                    <pic:cNvPicPr/>
+                  </pic:nvPicPr>
+                  <pic:blipFill>
+                    <a:blip r:embed="rId12"/>
+                    <a:stretch>
+                      <a:fillRect/>
+                    </a:stretch>
+                  </pic:blipFill>
+                  <pic:spPr>
+                    <a:xfrm>
+                      <a:off x="0" y="0"/>
+                      <a:ext cx="5731510" cy="3080385"/>
+                    </a:xfrm>
+                    <a:prstGeom prst="rect">
+                      <a:avLst/>
+                    </a:prstGeom>
+                  </pic:spPr>
+                </pic:pic>
+              </a:graphicData>
+            </a:graphic>
+          </wp:inline>
+        </w:drawing>
+      </w:r>
+    </w:p>
+    <w:p>
+      <w:pPr>
+        <w:spacing w:after="120"/>
+      </w:pPr>
+      <w:r>
+        <w:drawing>
+          <wp:inline distT="0" distB="0" distL="0" distR="0" wp14:anchorId="056A79BE" wp14:editId="3D4D8DFF">
+            <wp:extent cx="5731510" cy="3080385"/>
+            <wp:effectExtent l="0" t="0" r="2540" b="5715"/>
+            <wp:docPr id="7" name="Obraz 7"/>
+            <wp:cNvGraphicFramePr>
+              <a:graphicFrameLocks xmlns:a="http://schemas.openxmlformats.org/drawingml/2006/main" noChangeAspect="1"/>
+            </wp:cNvGraphicFramePr>
+            <a:graphic xmlns:a="http://schemas.openxmlformats.org/drawingml/2006/main">
+              <a:graphicData uri="http://schemas.openxmlformats.org/drawingml/2006/picture">
+                <pic:pic xmlns:pic="http://schemas.openxmlformats.org/drawingml/2006/picture">
+                  <pic:nvPicPr>
+                    <pic:cNvPr id="1" name=""/>
+                    <pic:cNvPicPr/>
+                  </pic:nvPicPr>
+                  <pic:blipFill>
+                    <a:blip r:embed="rId13"/>
+                    <a:stretch>
+                      <a:fillRect/>
+                    </a:stretch>
+                  </pic:blipFill>
+                  <pic:spPr>
+                    <a:xfrm>
+                      <a:off x="0" y="0"/>
+                      <a:ext cx="5731510" cy="3080385"/>
+                    </a:xfrm>
+                    <a:prstGeom prst="rect">
+                      <a:avLst/>
+                    </a:prstGeom>
+                  </pic:spPr>
+                </pic:pic>
+              </a:graphicData>
+            </a:graphic>
+          </wp:inline>
+        </w:drawing>
       </w:r>
     </w:p>
     <w:sectPr>
@@ -2772,10 +2335,10 @@
 <file path=word/numbering.xml><?xml version="1.0" encoding="utf-8"?>
 <w:numbering xmlns:wpc="http://schemas.microsoft.com/office/word/2010/wordprocessingCanvas" xmlns:cx="http://schemas.microsoft.com/office/drawing/2014/chartex" xmlns:cx1="http://schemas.microsoft.com/office/drawing/2015/9/8/chartex" xmlns:cx2="http://schemas.microsoft.com/office/drawing/2015/10/21/chartex" xmlns:cx3="http://schemas.microsoft.com/office/drawing/2016/5/9/chartex" xmlns:cx4="http://schemas.microsoft.com/office/drawing/2016/5/10/chartex" xmlns:cx5="http://schemas.microsoft.com/office/drawing/2016/5/11/chartex" xmlns:cx6="http://schemas.microsoft.com/office/drawing/2016/5/12/chartex" xmlns:cx7="http://schemas.microsoft.com/office/drawing/2016/5/13/chartex" xmlns:cx8="http://schemas.microsoft.com/office/drawing/2016/5/14/chartex" xmlns:mc="http://schemas.openxmlformats.org/markup-compatibility/2006" xmlns:aink="http://schemas.microsoft.com/office/drawing/2016/ink" xmlns:am3d="http://schemas.microsoft.com/office/drawing/2017/model3d" xmlns:o="urn:schemas-microsoft-com:office:office" xmlns:oel="http://schemas.microsoft.com/office/2019/extlst" xmlns:r="http://schemas.openxmlformats.org/officeDocument/2006/relationships" xmlns:m="http://schemas.openxmlformats.org/officeDocument/2006/math" xmlns:v="urn:schemas-microsoft-com:vml" xmlns:wp14="http://schemas.microsoft.com/office/word/2010/wordprocessingDrawing" xmlns:wp="http://schemas.openxmlformats.org/drawingml/2006/wordprocessingDrawing" xmlns:w10="urn:schemas-microsoft-com:office:word" xmlns:w="http://schemas.openxmlformats.org/wordprocessingml/2006/main" xmlns:w14="http://schemas.microsoft.com/office/word/2010/wordml" xmlns:w15="http://schemas.microsoft.com/office/word/2012/wordml" xmlns:w16cex="http://schemas.microsoft.com/office/word/2018/wordml/cex" xmlns:w16cid="http://schemas.microsoft.com/office/word/2016/wordml/cid" xmlns:w16="http://schemas.microsoft.com/office/word/2018/wordml" xmlns:w16sdtdh="http://schemas.microsoft.com/office/word/2020/wordml/sdtdatahash" xmlns:w16se="http://schemas.microsoft.com/office/word/2015/wordml/symex" xmlns:wpg="http://schemas.microsoft.com/office/word/2010/wordprocessingGroup" xmlns:wpi="http://schemas.microsoft.com/office/word/2010/wordprocessingInk" xmlns:wne="http://schemas.microsoft.com/office/word/2006/wordml" xmlns:wps="http://schemas.microsoft.com/office/word/2010/wordprocessingShape" mc:Ignorable="w14 w15 w16se w16cid w16 w16cex w16sdtdh wp14">
   <w:abstractNum w:abstractNumId="0" w15:restartNumberingAfterBreak="0">
-    <w:nsid w:val="19871480"/>
+    <w:nsid w:val="12A74373"/>
     <w:multiLevelType w:val="hybridMultilevel"/>
-    <w:tmpl w:val="7304C36A"/>
-    <w:lvl w:ilvl="0" w:tplc="4442E496">
+    <w:tmpl w:val="CA5A5DC2"/>
+    <w:lvl w:ilvl="0" w:tplc="6F16F6C6">
       <w:start w:val="1"/>
       <w:numFmt w:val="bullet"/>
       <w:lvlText w:val="•"/>
@@ -2784,52 +2347,52 @@
         <w:ind w:left="720" w:hanging="360"/>
       </w:pPr>
     </w:lvl>
-    <w:lvl w:ilvl="1" w:tplc="1062F8E0">
+    <w:lvl w:ilvl="1" w:tplc="8FFC29E6">
       <w:numFmt w:val="decimal"/>
       <w:lvlText w:val=""/>
       <w:lvlJc w:val="left"/>
     </w:lvl>
-    <w:lvl w:ilvl="2" w:tplc="52060724">
+    <w:lvl w:ilvl="2" w:tplc="CE063D00">
       <w:numFmt w:val="decimal"/>
       <w:lvlText w:val=""/>
       <w:lvlJc w:val="left"/>
     </w:lvl>
-    <w:lvl w:ilvl="3" w:tplc="4928CFDA">
+    <w:lvl w:ilvl="3" w:tplc="BC9416BA">
       <w:numFmt w:val="decimal"/>
       <w:lvlText w:val=""/>
       <w:lvlJc w:val="left"/>
     </w:lvl>
-    <w:lvl w:ilvl="4" w:tplc="8410E5AC">
+    <w:lvl w:ilvl="4" w:tplc="44C49A2A">
       <w:numFmt w:val="decimal"/>
       <w:lvlText w:val=""/>
       <w:lvlJc w:val="left"/>
     </w:lvl>
-    <w:lvl w:ilvl="5" w:tplc="77F8F666">
+    <w:lvl w:ilvl="5" w:tplc="D458C0B8">
       <w:numFmt w:val="decimal"/>
       <w:lvlText w:val=""/>
       <w:lvlJc w:val="left"/>
     </w:lvl>
-    <w:lvl w:ilvl="6" w:tplc="4F1A0A68">
+    <w:lvl w:ilvl="6" w:tplc="FE86004E">
       <w:numFmt w:val="decimal"/>
       <w:lvlText w:val=""/>
       <w:lvlJc w:val="left"/>
     </w:lvl>
-    <w:lvl w:ilvl="7" w:tplc="81121A6A">
+    <w:lvl w:ilvl="7" w:tplc="331E6694">
       <w:numFmt w:val="decimal"/>
       <w:lvlText w:val=""/>
       <w:lvlJc w:val="left"/>
     </w:lvl>
-    <w:lvl w:ilvl="8" w:tplc="C6EC069E">
+    <w:lvl w:ilvl="8" w:tplc="AC3E4DA8">
       <w:numFmt w:val="decimal"/>
       <w:lvlText w:val=""/>
       <w:lvlJc w:val="left"/>
     </w:lvl>
   </w:abstractNum>
   <w:abstractNum w:abstractNumId="1" w15:restartNumberingAfterBreak="0">
-    <w:nsid w:val="288534DF"/>
+    <w:nsid w:val="789A6BA4"/>
     <w:multiLevelType w:val="hybridMultilevel"/>
-    <w:tmpl w:val="2CCE4474"/>
-    <w:lvl w:ilvl="0" w:tplc="6D501B3E">
+    <w:tmpl w:val="76A62402"/>
+    <w:lvl w:ilvl="0" w:tplc="B19A0BBC">
       <w:start w:val="1"/>
       <w:numFmt w:val="bullet"/>
       <w:lvlText w:val="●"/>
@@ -2838,7 +2401,7 @@
         <w:ind w:left="720" w:hanging="360"/>
       </w:pPr>
     </w:lvl>
-    <w:lvl w:ilvl="1" w:tplc="5EA432D6">
+    <w:lvl w:ilvl="1" w:tplc="917E0364">
       <w:start w:val="1"/>
       <w:numFmt w:val="bullet"/>
       <w:lvlText w:val="○"/>
@@ -2847,7 +2410,7 @@
         <w:ind w:left="1440" w:hanging="360"/>
       </w:pPr>
     </w:lvl>
-    <w:lvl w:ilvl="2" w:tplc="BDB8C844">
+    <w:lvl w:ilvl="2" w:tplc="649C3E26">
       <w:start w:val="1"/>
       <w:numFmt w:val="bullet"/>
       <w:lvlText w:val="■"/>
@@ -2856,7 +2419,7 @@
         <w:ind w:left="2160" w:hanging="360"/>
       </w:pPr>
     </w:lvl>
-    <w:lvl w:ilvl="3" w:tplc="4C86FFE0">
+    <w:lvl w:ilvl="3" w:tplc="C42C5D62">
       <w:start w:val="1"/>
       <w:numFmt w:val="bullet"/>
       <w:lvlText w:val="●"/>
@@ -2865,7 +2428,7 @@
         <w:ind w:left="2880" w:hanging="360"/>
       </w:pPr>
     </w:lvl>
-    <w:lvl w:ilvl="4" w:tplc="D89457B0">
+    <w:lvl w:ilvl="4" w:tplc="DE2AA8EA">
       <w:start w:val="1"/>
       <w:numFmt w:val="bullet"/>
       <w:lvlText w:val="○"/>
@@ -2874,7 +2437,7 @@
         <w:ind w:left="3600" w:hanging="360"/>
       </w:pPr>
     </w:lvl>
-    <w:lvl w:ilvl="5" w:tplc="7438FBF8">
+    <w:lvl w:ilvl="5" w:tplc="C43CE836">
       <w:start w:val="1"/>
       <w:numFmt w:val="bullet"/>
       <w:lvlText w:val="■"/>
@@ -2883,7 +2446,7 @@
         <w:ind w:left="4320" w:hanging="360"/>
       </w:pPr>
     </w:lvl>
-    <w:lvl w:ilvl="6" w:tplc="20941760">
+    <w:lvl w:ilvl="6" w:tplc="10D06906">
       <w:start w:val="1"/>
       <w:numFmt w:val="bullet"/>
       <w:lvlText w:val="●"/>
@@ -2892,7 +2455,7 @@
         <w:ind w:left="5040" w:hanging="360"/>
       </w:pPr>
     </w:lvl>
-    <w:lvl w:ilvl="7" w:tplc="10EEF5B0">
+    <w:lvl w:ilvl="7" w:tplc="A7BC6606">
       <w:start w:val="1"/>
       <w:numFmt w:val="bullet"/>
       <w:lvlText w:val="●"/>
@@ -2901,7 +2464,7 @@
         <w:ind w:left="5760" w:hanging="360"/>
       </w:pPr>
     </w:lvl>
-    <w:lvl w:ilvl="8" w:tplc="285A4D02">
+    <w:lvl w:ilvl="8" w:tplc="6702187A">
       <w:start w:val="1"/>
       <w:numFmt w:val="bullet"/>
       <w:lvlText w:val="●"/>
@@ -2911,13 +2474,13 @@
       </w:pPr>
     </w:lvl>
   </w:abstractNum>
-  <w:num w:numId="1" w16cid:durableId="1053694791">
+  <w:num w:numId="1" w16cid:durableId="540289839">
     <w:abstractNumId w:val="1"/>
     <w:lvlOverride w:ilvl="0">
       <w:startOverride w:val="1"/>
     </w:lvlOverride>
   </w:num>
-  <w:num w:numId="2" w16cid:durableId="1994336677">
+  <w:num w:numId="2" w16cid:durableId="1899634609">
     <w:abstractNumId w:val="0"/>
     <w:lvlOverride w:ilvl="0">
       <w:startOverride w:val="1"/>
@@ -3824,4 +3387,16 @@
     </a:ext>
   </a:extLst>
 </a:theme>
+</file>
+
+<file path=customXml/item1.xml><?xml version="1.0" encoding="utf-8"?>
+<b:Sources xmlns:b="http://schemas.openxmlformats.org/officeDocument/2006/bibliography" xmlns="http://schemas.openxmlformats.org/officeDocument/2006/bibliography" SelectedStyle="\APASixthEditionOfficeOnline.xsl" StyleName="APA" Version="6"/>
+</file>
+
+<file path=customXml/itemProps1.xml><?xml version="1.0" encoding="utf-8"?>
+<ds:datastoreItem xmlns:ds="http://schemas.openxmlformats.org/officeDocument/2006/customXml" ds:itemID="{CD0569C0-AE1B-4949-A892-B3392A5E4E67}">
+  <ds:schemaRefs>
+    <ds:schemaRef ds:uri="http://schemas.openxmlformats.org/officeDocument/2006/bibliography"/>
+  </ds:schemaRefs>
+</ds:datastoreItem>
 </file>
--- a/Dokumentacja_Gabinet_Logopedyczny.docx
+++ b/Dokumentacja_Gabinet_Logopedyczny.docx
@@ -51,15 +51,11 @@
       <w:pPr>
         <w:spacing w:after="80"/>
         <w:jc w:val="center"/>
-        <w:rPr>
-          <w:lang w:val="en-US"/>
-        </w:rPr>
       </w:pPr>
       <w:r>
         <w:rPr>
           <w:sz w:val="24"/>
           <w:szCs w:val="24"/>
-          <w:lang w:val="en-US"/>
         </w:rPr>
         <w:t xml:space="preserve">Autor: </w:t>
       </w:r>
@@ -67,7 +63,6 @@
         <w:rPr>
           <w:sz w:val="24"/>
           <w:szCs w:val="24"/>
-          <w:lang w:val="en-US"/>
         </w:rPr>
         <w:t>Maciej Józef Baran</w:t>
       </w:r>
@@ -101,7 +96,21 @@
         <w:rPr>
           <w:color w:val="666666"/>
         </w:rPr>
-        <w:t>Technologie: PHP, MySQL, jQuery (AJAX), HTML, CSS</w:t>
+        <w:t xml:space="preserve">Technologie: PHP, MySQL, </w:t>
+      </w:r>
+      <w:proofErr w:type="spellStart"/>
+      <w:r>
+        <w:rPr>
+          <w:color w:val="666666"/>
+        </w:rPr>
+        <w:t>jQuery</w:t>
+      </w:r>
+      <w:proofErr w:type="spellEnd"/>
+      <w:r>
+        <w:rPr>
+          <w:color w:val="666666"/>
+        </w:rPr>
+        <w:t xml:space="preserve"> (AJAX), HTML, CSS</w:t>
       </w:r>
     </w:p>
     <w:p>
@@ -234,7 +243,15 @@
         <w:spacing w:after="60"/>
       </w:pPr>
       <w:r>
-        <w:t>JavaScript + jQuery – funkcje asynchroniczne (AJAX): sprawdzanie wolnych terminów, polubienia, wyszukiwanie na żywo, usuwanie/odwoływanie bez przeładowania strony.</w:t>
+        <w:t xml:space="preserve">JavaScript + </w:t>
+      </w:r>
+      <w:proofErr w:type="spellStart"/>
+      <w:r>
+        <w:t>jQuery</w:t>
+      </w:r>
+      <w:proofErr w:type="spellEnd"/>
+      <w:r>
+        <w:t xml:space="preserve"> – funkcje asynchroniczne (AJAX): sprawdzanie wolnych terminów, polubienia, wyszukiwanie na żywo, usuwanie/odwoływanie bez przeładowania strony.</w:t>
       </w:r>
     </w:p>
     <w:p>
@@ -263,7 +280,31 @@
         <w:spacing w:after="60"/>
       </w:pPr>
       <w:r>
-        <w:t>Rejestracja nowego konta z hasłem szyfrowanym funkcją password_hash() (bcrypt).</w:t>
+        <w:t xml:space="preserve">Rejestracja nowego konta z hasłem szyfrowanym funkcją </w:t>
+      </w:r>
+      <w:proofErr w:type="spellStart"/>
+      <w:r>
+        <w:t>password_</w:t>
+      </w:r>
+      <w:proofErr w:type="gramStart"/>
+      <w:r>
+        <w:t>hash</w:t>
+      </w:r>
+      <w:proofErr w:type="spellEnd"/>
+      <w:r>
+        <w:t>(</w:t>
+      </w:r>
+      <w:proofErr w:type="gramEnd"/>
+      <w:r>
+        <w:t>) (</w:t>
+      </w:r>
+      <w:proofErr w:type="spellStart"/>
+      <w:r>
+        <w:t>bcrypt</w:t>
+      </w:r>
+      <w:proofErr w:type="spellEnd"/>
+      <w:r>
+        <w:t>).</w:t>
       </w:r>
     </w:p>
     <w:p>
@@ -276,7 +317,15 @@
         <w:spacing w:after="60"/>
       </w:pPr>
       <w:r>
-        <w:t>Logowanie (password_verify) i wylogowanie z wykorzystaniem sesji PHP.</w:t>
+        <w:t>Logowanie (</w:t>
+      </w:r>
+      <w:proofErr w:type="spellStart"/>
+      <w:r>
+        <w:t>password_verify</w:t>
+      </w:r>
+      <w:proofErr w:type="spellEnd"/>
+      <w:r>
+        <w:t>) i wylogowanie z wykorzystaniem sesji PHP.</w:t>
       </w:r>
     </w:p>
     <w:p>
@@ -513,7 +562,15 @@
         <w:spacing w:after="120"/>
       </w:pPr>
       <w:r>
-        <w:t>Baza danych gabinet_logopedyczny składa się z siedmiu powiązanych tabel. Poniższy diagram przedstawia tabele oraz relacje (klucze obce oznaczono jako FK).</w:t>
+        <w:t xml:space="preserve">Baza danych </w:t>
+      </w:r>
+      <w:proofErr w:type="spellStart"/>
+      <w:r>
+        <w:t>gabinet_logopedyczny</w:t>
+      </w:r>
+      <w:proofErr w:type="spellEnd"/>
+      <w:r>
+        <w:t xml:space="preserve"> składa się z siedmiu powiązanych tabel. Poniższy diagram przedstawia tabele oraz relacje (klucze obce oznaczono jako FK).</w:t>
       </w:r>
     </w:p>
     <w:p>
@@ -539,7 +596,53 @@
           <w:sz w:val="18"/>
           <w:szCs w:val="18"/>
         </w:rPr>
-        <w:t>│ uzytkownicy │         │  specjalisci │</w:t>
+        <w:t xml:space="preserve">│ </w:t>
+      </w:r>
+      <w:proofErr w:type="spellStart"/>
+      <w:r>
+        <w:rPr>
+          <w:rFonts w:ascii="Consolas" w:eastAsia="Consolas" w:hAnsi="Consolas" w:cs="Consolas"/>
+          <w:sz w:val="18"/>
+          <w:szCs w:val="18"/>
+        </w:rPr>
+        <w:t>uzytkownicy</w:t>
+      </w:r>
+      <w:proofErr w:type="spellEnd"/>
+      <w:r>
+        <w:rPr>
+          <w:rFonts w:ascii="Consolas" w:eastAsia="Consolas" w:hAnsi="Consolas" w:cs="Consolas"/>
+          <w:sz w:val="18"/>
+          <w:szCs w:val="18"/>
+        </w:rPr>
+        <w:t xml:space="preserve"> │         </w:t>
+      </w:r>
+      <w:proofErr w:type="gramStart"/>
+      <w:r>
+        <w:rPr>
+          <w:rFonts w:ascii="Consolas" w:eastAsia="Consolas" w:hAnsi="Consolas" w:cs="Consolas"/>
+          <w:sz w:val="18"/>
+          <w:szCs w:val="18"/>
+        </w:rPr>
+        <w:t xml:space="preserve">│  </w:t>
+      </w:r>
+      <w:proofErr w:type="spellStart"/>
+      <w:r>
+        <w:rPr>
+          <w:rFonts w:ascii="Consolas" w:eastAsia="Consolas" w:hAnsi="Consolas" w:cs="Consolas"/>
+          <w:sz w:val="18"/>
+          <w:szCs w:val="18"/>
+        </w:rPr>
+        <w:t>specjalisci</w:t>
+      </w:r>
+      <w:proofErr w:type="spellEnd"/>
+      <w:proofErr w:type="gramEnd"/>
+      <w:r>
+        <w:rPr>
+          <w:rFonts w:ascii="Consolas" w:eastAsia="Consolas" w:hAnsi="Consolas" w:cs="Consolas"/>
+          <w:sz w:val="18"/>
+          <w:szCs w:val="18"/>
+        </w:rPr>
+        <w:t xml:space="preserve"> │</w:t>
       </w:r>
     </w:p>
     <w:p>
@@ -591,7 +694,53 @@
           <w:sz w:val="18"/>
           <w:szCs w:val="18"/>
         </w:rPr>
-        <w:t xml:space="preserve">   │   │        (id_uzytkownika, id_specjalisty)</w:t>
+        <w:t xml:space="preserve">   │   │     </w:t>
+      </w:r>
+      <w:proofErr w:type="gramStart"/>
+      <w:r>
+        <w:rPr>
+          <w:rFonts w:ascii="Consolas" w:eastAsia="Consolas" w:hAnsi="Consolas" w:cs="Consolas"/>
+          <w:sz w:val="18"/>
+          <w:szCs w:val="18"/>
+        </w:rPr>
+        <w:t xml:space="preserve">   (</w:t>
+      </w:r>
+      <w:proofErr w:type="spellStart"/>
+      <w:proofErr w:type="gramEnd"/>
+      <w:r>
+        <w:rPr>
+          <w:rFonts w:ascii="Consolas" w:eastAsia="Consolas" w:hAnsi="Consolas" w:cs="Consolas"/>
+          <w:sz w:val="18"/>
+          <w:szCs w:val="18"/>
+        </w:rPr>
+        <w:t>id_uzytkownika</w:t>
+      </w:r>
+      <w:proofErr w:type="spellEnd"/>
+      <w:r>
+        <w:rPr>
+          <w:rFonts w:ascii="Consolas" w:eastAsia="Consolas" w:hAnsi="Consolas" w:cs="Consolas"/>
+          <w:sz w:val="18"/>
+          <w:szCs w:val="18"/>
+        </w:rPr>
+        <w:t xml:space="preserve">, </w:t>
+      </w:r>
+      <w:proofErr w:type="spellStart"/>
+      <w:r>
+        <w:rPr>
+          <w:rFonts w:ascii="Consolas" w:eastAsia="Consolas" w:hAnsi="Consolas" w:cs="Consolas"/>
+          <w:sz w:val="18"/>
+          <w:szCs w:val="18"/>
+        </w:rPr>
+        <w:t>id_specjalisty</w:t>
+      </w:r>
+      <w:proofErr w:type="spellEnd"/>
+      <w:r>
+        <w:rPr>
+          <w:rFonts w:ascii="Consolas" w:eastAsia="Consolas" w:hAnsi="Consolas" w:cs="Consolas"/>
+          <w:sz w:val="18"/>
+          <w:szCs w:val="18"/>
+        </w:rPr>
+        <w:t>)</w:t>
       </w:r>
     </w:p>
     <w:p>
@@ -630,7 +779,35 @@
           <w:sz w:val="18"/>
           <w:szCs w:val="18"/>
         </w:rPr>
-        <w:t xml:space="preserve">   │            (id_uzytkownika) │</w:t>
+        <w:t xml:space="preserve">   │         </w:t>
+      </w:r>
+      <w:proofErr w:type="gramStart"/>
+      <w:r>
+        <w:rPr>
+          <w:rFonts w:ascii="Consolas" w:eastAsia="Consolas" w:hAnsi="Consolas" w:cs="Consolas"/>
+          <w:sz w:val="18"/>
+          <w:szCs w:val="18"/>
+        </w:rPr>
+        <w:t xml:space="preserve">   (</w:t>
+      </w:r>
+      <w:proofErr w:type="spellStart"/>
+      <w:proofErr w:type="gramEnd"/>
+      <w:r>
+        <w:rPr>
+          <w:rFonts w:ascii="Consolas" w:eastAsia="Consolas" w:hAnsi="Consolas" w:cs="Consolas"/>
+          <w:sz w:val="18"/>
+          <w:szCs w:val="18"/>
+        </w:rPr>
+        <w:t>id_uzytkownika</w:t>
+      </w:r>
+      <w:proofErr w:type="spellEnd"/>
+      <w:r>
+        <w:rPr>
+          <w:rFonts w:ascii="Consolas" w:eastAsia="Consolas" w:hAnsi="Consolas" w:cs="Consolas"/>
+          <w:sz w:val="18"/>
+          <w:szCs w:val="18"/>
+        </w:rPr>
+        <w:t>) │</w:t>
       </w:r>
     </w:p>
     <w:p>
@@ -721,7 +898,25 @@
           <w:sz w:val="18"/>
           <w:szCs w:val="18"/>
         </w:rPr>
-        <w:t>┌───────────┐  1      wiele      │</w:t>
+        <w:t>┌───────────</w:t>
+      </w:r>
+      <w:proofErr w:type="gramStart"/>
+      <w:r>
+        <w:rPr>
+          <w:rFonts w:ascii="Consolas" w:eastAsia="Consolas" w:hAnsi="Consolas" w:cs="Consolas"/>
+          <w:sz w:val="18"/>
+          <w:szCs w:val="18"/>
+        </w:rPr>
+        <w:t>┐  1</w:t>
+      </w:r>
+      <w:proofErr w:type="gramEnd"/>
+      <w:r>
+        <w:rPr>
+          <w:rFonts w:ascii="Consolas" w:eastAsia="Consolas" w:hAnsi="Consolas" w:cs="Consolas"/>
+          <w:sz w:val="18"/>
+          <w:szCs w:val="18"/>
+        </w:rPr>
+        <w:t xml:space="preserve">      wiele      │</w:t>
       </w:r>
     </w:p>
     <w:p>
@@ -734,7 +929,25 @@
           <w:sz w:val="18"/>
           <w:szCs w:val="18"/>
         </w:rPr>
-        <w:t>│ cwiczenia │◄──────── ulubione ┘</w:t>
+        <w:t xml:space="preserve">│ </w:t>
+      </w:r>
+      <w:proofErr w:type="spellStart"/>
+      <w:r>
+        <w:rPr>
+          <w:rFonts w:ascii="Consolas" w:eastAsia="Consolas" w:hAnsi="Consolas" w:cs="Consolas"/>
+          <w:sz w:val="18"/>
+          <w:szCs w:val="18"/>
+        </w:rPr>
+        <w:t>cwiczenia</w:t>
+      </w:r>
+      <w:proofErr w:type="spellEnd"/>
+      <w:r>
+        <w:rPr>
+          <w:rFonts w:ascii="Consolas" w:eastAsia="Consolas" w:hAnsi="Consolas" w:cs="Consolas"/>
+          <w:sz w:val="18"/>
+          <w:szCs w:val="18"/>
+        </w:rPr>
+        <w:t xml:space="preserve"> │◄──────── ulubione ┘</w:t>
       </w:r>
     </w:p>
     <w:p>
@@ -747,7 +960,35 @@
           <w:sz w:val="18"/>
           <w:szCs w:val="18"/>
         </w:rPr>
-        <w:t>└───────────┘  (id_cwiczenia)</w:t>
+        <w:t>└───────────</w:t>
+      </w:r>
+      <w:proofErr w:type="gramStart"/>
+      <w:r>
+        <w:rPr>
+          <w:rFonts w:ascii="Consolas" w:eastAsia="Consolas" w:hAnsi="Consolas" w:cs="Consolas"/>
+          <w:sz w:val="18"/>
+          <w:szCs w:val="18"/>
+        </w:rPr>
+        <w:t>┘  (</w:t>
+      </w:r>
+      <w:proofErr w:type="spellStart"/>
+      <w:proofErr w:type="gramEnd"/>
+      <w:r>
+        <w:rPr>
+          <w:rFonts w:ascii="Consolas" w:eastAsia="Consolas" w:hAnsi="Consolas" w:cs="Consolas"/>
+          <w:sz w:val="18"/>
+          <w:szCs w:val="18"/>
+        </w:rPr>
+        <w:t>id_cwiczenia</w:t>
+      </w:r>
+      <w:proofErr w:type="spellEnd"/>
+      <w:r>
+        <w:rPr>
+          <w:rFonts w:ascii="Consolas" w:eastAsia="Consolas" w:hAnsi="Consolas" w:cs="Consolas"/>
+          <w:sz w:val="18"/>
+          <w:szCs w:val="18"/>
+        </w:rPr>
+        <w:t>)</w:t>
       </w:r>
     </w:p>
     <w:p>
@@ -799,7 +1040,35 @@
           <w:sz w:val="18"/>
           <w:szCs w:val="18"/>
         </w:rPr>
-        <w:t>│ komentarze │  (id_cwiczenia)</w:t>
+        <w:t xml:space="preserve">│ komentarze </w:t>
+      </w:r>
+      <w:proofErr w:type="gramStart"/>
+      <w:r>
+        <w:rPr>
+          <w:rFonts w:ascii="Consolas" w:eastAsia="Consolas" w:hAnsi="Consolas" w:cs="Consolas"/>
+          <w:sz w:val="18"/>
+          <w:szCs w:val="18"/>
+        </w:rPr>
+        <w:t>│  (</w:t>
+      </w:r>
+      <w:proofErr w:type="spellStart"/>
+      <w:proofErr w:type="gramEnd"/>
+      <w:r>
+        <w:rPr>
+          <w:rFonts w:ascii="Consolas" w:eastAsia="Consolas" w:hAnsi="Consolas" w:cs="Consolas"/>
+          <w:sz w:val="18"/>
+          <w:szCs w:val="18"/>
+        </w:rPr>
+        <w:t>id_cwiczenia</w:t>
+      </w:r>
+      <w:proofErr w:type="spellEnd"/>
+      <w:r>
+        <w:rPr>
+          <w:rFonts w:ascii="Consolas" w:eastAsia="Consolas" w:hAnsi="Consolas" w:cs="Consolas"/>
+          <w:sz w:val="18"/>
+          <w:szCs w:val="18"/>
+        </w:rPr>
+        <w:t>)</w:t>
       </w:r>
     </w:p>
     <w:p>
@@ -841,8 +1110,21 @@
         </w:numPr>
         <w:spacing w:after="60"/>
       </w:pPr>
-      <w:r>
-        <w:t>wizyty.id_uzytkownika → uzytkownicy.id oraz wizyty.id_specjalisty → specjalisci.id</w:t>
+      <w:proofErr w:type="spellStart"/>
+      <w:r>
+        <w:t>wizyty.id_uzytkownika</w:t>
+      </w:r>
+      <w:proofErr w:type="spellEnd"/>
+      <w:r>
+        <w:t xml:space="preserve"> → uzytkownicy.id oraz </w:t>
+      </w:r>
+      <w:proofErr w:type="spellStart"/>
+      <w:r>
+        <w:t>wizyty.id_specjalisty</w:t>
+      </w:r>
+      <w:proofErr w:type="spellEnd"/>
+      <w:r>
+        <w:t xml:space="preserve"> → specjalisci.id</w:t>
       </w:r>
     </w:p>
     <w:p>
@@ -854,8 +1136,21 @@
         </w:numPr>
         <w:spacing w:after="60"/>
       </w:pPr>
-      <w:r>
-        <w:t>ulubione.id_uzytkownika → uzytkownicy.id oraz ulubione.id_cwiczenia → cwiczenia.id</w:t>
+      <w:proofErr w:type="spellStart"/>
+      <w:r>
+        <w:t>ulubione.id_uzytkownika</w:t>
+      </w:r>
+      <w:proofErr w:type="spellEnd"/>
+      <w:r>
+        <w:t xml:space="preserve"> → uzytkownicy.id oraz </w:t>
+      </w:r>
+      <w:proofErr w:type="spellStart"/>
+      <w:r>
+        <w:t>ulubione.id_cwiczenia</w:t>
+      </w:r>
+      <w:proofErr w:type="spellEnd"/>
+      <w:r>
+        <w:t xml:space="preserve"> → cwiczenia.id</w:t>
       </w:r>
     </w:p>
     <w:p>
@@ -867,8 +1162,13 @@
         </w:numPr>
         <w:spacing w:after="60"/>
       </w:pPr>
-      <w:r>
-        <w:t>cwiczenia.id_kategorii → kategorie.id</w:t>
+      <w:proofErr w:type="spellStart"/>
+      <w:r>
+        <w:t>cwiczenia.id_kategorii</w:t>
+      </w:r>
+      <w:proofErr w:type="spellEnd"/>
+      <w:r>
+        <w:t xml:space="preserve"> → kategorie.id</w:t>
       </w:r>
     </w:p>
     <w:p>
@@ -880,8 +1180,13 @@
         </w:numPr>
         <w:spacing w:after="60"/>
       </w:pPr>
-      <w:r>
-        <w:t>komentarze.id_cwiczenia → cwiczenia.id</w:t>
+      <w:proofErr w:type="spellStart"/>
+      <w:r>
+        <w:t>komentarze.id_cwiczenia</w:t>
+      </w:r>
+      <w:proofErr w:type="spellEnd"/>
+      <w:r>
+        <w:t xml:space="preserve"> → cwiczenia.id</w:t>
       </w:r>
     </w:p>
     <w:p>
@@ -929,12 +1234,6 @@
         <w:gridCol w:w="3009"/>
       </w:tblGrid>
       <w:tr>
-        <w:tblPrEx>
-          <w:tblCellMar>
-            <w:top w:w="0" w:type="dxa"/>
-            <w:bottom w:w="0" w:type="dxa"/>
-          </w:tblCellMar>
-        </w:tblPrEx>
         <w:tc>
           <w:tcPr>
             <w:tcW w:w="3008" w:type="dxa"/>
@@ -1019,12 +1318,6 @@
         </w:tc>
       </w:tr>
       <w:tr>
-        <w:tblPrEx>
-          <w:tblCellMar>
-            <w:top w:w="0" w:type="dxa"/>
-            <w:bottom w:w="0" w:type="dxa"/>
-          </w:tblCellMar>
-        </w:tblPrEx>
         <w:tc>
           <w:tcPr>
             <w:tcW w:w="3008" w:type="dxa"/>
@@ -1042,9 +1335,11 @@
             </w:tcMar>
           </w:tcPr>
           <w:p>
+            <w:proofErr w:type="spellStart"/>
             <w:r>
               <w:t>uzytkownicy</w:t>
             </w:r>
+            <w:proofErr w:type="spellEnd"/>
           </w:p>
         </w:tc>
         <w:tc>
@@ -1093,12 +1388,6 @@
         </w:tc>
       </w:tr>
       <w:tr>
-        <w:tblPrEx>
-          <w:tblCellMar>
-            <w:top w:w="0" w:type="dxa"/>
-            <w:bottom w:w="0" w:type="dxa"/>
-          </w:tblCellMar>
-        </w:tblPrEx>
         <w:tc>
           <w:tcPr>
             <w:tcW w:w="3008" w:type="dxa"/>
@@ -1116,9 +1405,11 @@
             </w:tcMar>
           </w:tcPr>
           <w:p>
+            <w:proofErr w:type="spellStart"/>
             <w:r>
               <w:t>specjalisci</w:t>
             </w:r>
+            <w:proofErr w:type="spellEnd"/>
           </w:p>
         </w:tc>
         <w:tc>
@@ -1167,12 +1458,6 @@
         </w:tc>
       </w:tr>
       <w:tr>
-        <w:tblPrEx>
-          <w:tblCellMar>
-            <w:top w:w="0" w:type="dxa"/>
-            <w:bottom w:w="0" w:type="dxa"/>
-          </w:tblCellMar>
-        </w:tblPrEx>
         <w:tc>
           <w:tcPr>
             <w:tcW w:w="3008" w:type="dxa"/>
@@ -1235,18 +1520,25 @@
           </w:tcPr>
           <w:p>
             <w:r>
-              <w:t>→ uzytkownicy, → specjalisci</w:t>
+              <w:t xml:space="preserve">→ </w:t>
             </w:r>
+            <w:proofErr w:type="spellStart"/>
+            <w:r>
+              <w:t>uzytkownicy</w:t>
+            </w:r>
+            <w:proofErr w:type="spellEnd"/>
+            <w:r>
+              <w:t xml:space="preserve">, → </w:t>
+            </w:r>
+            <w:proofErr w:type="spellStart"/>
+            <w:r>
+              <w:t>specjalisci</w:t>
+            </w:r>
+            <w:proofErr w:type="spellEnd"/>
           </w:p>
         </w:tc>
       </w:tr>
       <w:tr>
-        <w:tblPrEx>
-          <w:tblCellMar>
-            <w:top w:w="0" w:type="dxa"/>
-            <w:bottom w:w="0" w:type="dxa"/>
-          </w:tblCellMar>
-        </w:tblPrEx>
         <w:tc>
           <w:tcPr>
             <w:tcW w:w="3008" w:type="dxa"/>
@@ -1315,12 +1607,6 @@
         </w:tc>
       </w:tr>
       <w:tr>
-        <w:tblPrEx>
-          <w:tblCellMar>
-            <w:top w:w="0" w:type="dxa"/>
-            <w:bottom w:w="0" w:type="dxa"/>
-          </w:tblCellMar>
-        </w:tblPrEx>
         <w:tc>
           <w:tcPr>
             <w:tcW w:w="3008" w:type="dxa"/>
@@ -1338,9 +1624,11 @@
             </w:tcMar>
           </w:tcPr>
           <w:p>
+            <w:proofErr w:type="spellStart"/>
             <w:r>
               <w:t>cwiczenia</w:t>
             </w:r>
+            <w:proofErr w:type="spellEnd"/>
           </w:p>
         </w:tc>
         <w:tc>
@@ -1389,12 +1677,6 @@
         </w:tc>
       </w:tr>
       <w:tr>
-        <w:tblPrEx>
-          <w:tblCellMar>
-            <w:top w:w="0" w:type="dxa"/>
-            <w:bottom w:w="0" w:type="dxa"/>
-          </w:tblCellMar>
-        </w:tblPrEx>
         <w:tc>
           <w:tcPr>
             <w:tcW w:w="3008" w:type="dxa"/>
@@ -1457,18 +1739,17 @@
           </w:tcPr>
           <w:p>
             <w:r>
-              <w:t>→ cwiczenia</w:t>
+              <w:t xml:space="preserve">→ </w:t>
             </w:r>
+            <w:proofErr w:type="spellStart"/>
+            <w:r>
+              <w:t>cwiczenia</w:t>
+            </w:r>
+            <w:proofErr w:type="spellEnd"/>
           </w:p>
         </w:tc>
       </w:tr>
       <w:tr>
-        <w:tblPrEx>
-          <w:tblCellMar>
-            <w:top w:w="0" w:type="dxa"/>
-            <w:bottom w:w="0" w:type="dxa"/>
-          </w:tblCellMar>
-        </w:tblPrEx>
         <w:tc>
           <w:tcPr>
             <w:tcW w:w="3008" w:type="dxa"/>
@@ -1531,8 +1812,21 @@
           </w:tcPr>
           <w:p>
             <w:r>
-              <w:t>→ cwiczenia, → uzytkownicy</w:t>
+              <w:t xml:space="preserve">→ </w:t>
             </w:r>
+            <w:proofErr w:type="spellStart"/>
+            <w:r>
+              <w:t>cwiczenia</w:t>
+            </w:r>
+            <w:proofErr w:type="spellEnd"/>
+            <w:r>
+              <w:t xml:space="preserve">, → </w:t>
+            </w:r>
+            <w:proofErr w:type="spellStart"/>
+            <w:r>
+              <w:t>uzytkownicy</w:t>
+            </w:r>
+            <w:proofErr w:type="spellEnd"/>
           </w:p>
         </w:tc>
       </w:tr>
@@ -1542,10 +1836,7 @@
         <w:pStyle w:val="Nagwek1"/>
       </w:pPr>
       <w:r>
-        <w:t>7</w:t>
-      </w:r>
-      <w:r>
-        <w:t xml:space="preserve">. </w:t>
+        <w:t xml:space="preserve">7. </w:t>
       </w:r>
       <w:r>
         <w:t>Nadanie uprawnień</w:t>
@@ -1561,7 +1852,39 @@
         <w:spacing w:after="60"/>
       </w:pPr>
       <w:r>
-        <w:t>Aby nadać uprawnienia administratora: w phpMyAdmin wykonaj UPDATE uzytkownicy SET is_admin = 1 WHERE login = 'twoj_login'; i zaloguj się ponownie.</w:t>
+        <w:t xml:space="preserve">Aby nadać uprawnienia administratora: w </w:t>
+      </w:r>
+      <w:proofErr w:type="spellStart"/>
+      <w:r>
+        <w:t>phpMyAdmin</w:t>
+      </w:r>
+      <w:proofErr w:type="spellEnd"/>
+      <w:r>
+        <w:t xml:space="preserve"> wykonaj UPDATE </w:t>
+      </w:r>
+      <w:proofErr w:type="spellStart"/>
+      <w:r>
+        <w:t>uzytkownicy</w:t>
+      </w:r>
+      <w:proofErr w:type="spellEnd"/>
+      <w:r>
+        <w:t xml:space="preserve"> SET </w:t>
+      </w:r>
+      <w:proofErr w:type="spellStart"/>
+      <w:r>
+        <w:t>is_admin</w:t>
+      </w:r>
+      <w:proofErr w:type="spellEnd"/>
+      <w:r>
+        <w:t xml:space="preserve"> = 1 WHERE login = '</w:t>
+      </w:r>
+      <w:proofErr w:type="spellStart"/>
+      <w:r>
+        <w:t>twoj_login</w:t>
+      </w:r>
+      <w:proofErr w:type="spellEnd"/>
+      <w:r>
+        <w:t>'; i zaloguj się ponownie.</w:t>
       </w:r>
     </w:p>
     <w:p>
@@ -1569,10 +1892,7 @@
         <w:pStyle w:val="Nagwek1"/>
       </w:pPr>
       <w:r>
-        <w:t>8</w:t>
-      </w:r>
-      <w:r>
-        <w:t>. Najciekawsze elementy aplikacji</w:t>
+        <w:t>8. Najciekawsze elementy aplikacji</w:t>
       </w:r>
     </w:p>
     <w:p>
@@ -1615,7 +1935,15 @@
         <w:spacing w:after="120"/>
       </w:pPr>
       <w:r>
-        <w:t>Aplikacja korzysta z żądań asynchronicznych w pięciu miejscach: sprawdzanie wolnych terminów przy umawianiu wizyty (z odpowiedzią w formacie JSON), oznaczanie zajętych godzin, polubienia ćwiczeń (przełącznik bez przeładowania strony), wyszukiwanie ćwiczeń na żywo podczas pisania (z techniką debounce) oraz odwoływanie wizyt i usuwanie komentarzy z efektem zanikania. Operacje usuwające zawsze sprawdzają, czy dany rekord należy do zalogowanego użytkownika.</w:t>
+        <w:t xml:space="preserve">Aplikacja korzysta z żądań asynchronicznych w pięciu miejscach: sprawdzanie wolnych terminów przy umawianiu wizyty (z odpowiedzią w formacie JSON), oznaczanie zajętych godzin, polubienia ćwiczeń (przełącznik bez przeładowania strony), wyszukiwanie ćwiczeń na żywo podczas pisania (z techniką </w:t>
+      </w:r>
+      <w:proofErr w:type="spellStart"/>
+      <w:r>
+        <w:t>debounce</w:t>
+      </w:r>
+      <w:proofErr w:type="spellEnd"/>
+      <w:r>
+        <w:t>) oraz odwoływanie wizyt i usuwanie komentarzy z efektem zanikania. Operacje usuwające zawsze sprawdzają, czy dany rekord należy do zalogowanego użytkownika.</w:t>
       </w:r>
     </w:p>
     <w:p>
@@ -1647,11 +1975,51 @@
         <w:spacing w:after="120"/>
       </w:pPr>
       <w:r>
-        <w:t xml:space="preserve">Hasła są przechowywane wyłącznie jako skróty (password_hash / bcrypt). Dostęp do stron administracyjnych chroni wspólny mechanizm autoryzacji (admin_guard). Dane wstawiane do bazy przekazywane są przez zapytania parametryzowane (ochrona przed SQL Injection), </w:t>
+        <w:t>Hasła są przechowywane wyłącznie jako skróty (</w:t>
+      </w:r>
+      <w:proofErr w:type="spellStart"/>
+      <w:r>
+        <w:t>password_hash</w:t>
+      </w:r>
+      <w:proofErr w:type="spellEnd"/>
+      <w:r>
+        <w:t xml:space="preserve"> / </w:t>
+      </w:r>
+      <w:proofErr w:type="spellStart"/>
+      <w:r>
+        <w:t>bcrypt</w:t>
+      </w:r>
+      <w:proofErr w:type="spellEnd"/>
+      <w:r>
+        <w:t>). Dostęp do stron administracyjnych chroni wspólny mechanizm autoryzacji (</w:t>
+      </w:r>
+      <w:proofErr w:type="spellStart"/>
+      <w:r>
+        <w:t>admin_guard</w:t>
+      </w:r>
+      <w:proofErr w:type="spellEnd"/>
+      <w:r>
+        <w:t xml:space="preserve">). Dane wstawiane do bazy przekazywane są przez zapytania parametryzowane (ochrona przed SQL </w:t>
+      </w:r>
+      <w:proofErr w:type="spellStart"/>
+      <w:r>
+        <w:t>Injection</w:t>
+      </w:r>
+      <w:proofErr w:type="spellEnd"/>
+      <w:r>
+        <w:t xml:space="preserve">), </w:t>
       </w:r>
       <w:r>
         <w:lastRenderedPageBreak/>
-        <w:t>a dane wyświetlane są filtrowane funkcją htmlspecialchars (ochrona przed XSS). Autora komentarza i wizyty ustala serwer na podstawie sesji, a nie danych z formularza.</w:t>
+        <w:t xml:space="preserve">a dane wyświetlane są filtrowane funkcją </w:t>
+      </w:r>
+      <w:proofErr w:type="spellStart"/>
+      <w:r>
+        <w:t>htmlspecialchars</w:t>
+      </w:r>
+      <w:proofErr w:type="spellEnd"/>
+      <w:r>
+        <w:t xml:space="preserve"> (ochrona przed XSS). Autora komentarza i wizyty ustala serwer na podstawie sesji, a nie danych z formularza.</w:t>
       </w:r>
     </w:p>
     <w:p>
@@ -1659,10 +2027,7 @@
         <w:pStyle w:val="Nagwek1"/>
       </w:pPr>
       <w:r>
-        <w:t>9</w:t>
-      </w:r>
-      <w:r>
-        <w:t>. Zrzuty ekranu</w:t>
+        <w:t>9. Zrzuty ekranu</w:t>
       </w:r>
     </w:p>
     <w:p>
@@ -1685,6 +2050,7 @@
         <w:rPr>
           <w:i/>
           <w:iCs/>
+          <w:noProof/>
           <w:color w:val="999999"/>
         </w:rPr>
         <w:drawing>
@@ -1744,6 +2110,7 @@
         <w:rPr>
           <w:i/>
           <w:iCs/>
+          <w:noProof/>
           <w:color w:val="999999"/>
         </w:rPr>
         <w:drawing>
@@ -1849,6 +2216,7 @@
         <w:rPr>
           <w:i/>
           <w:iCs/>
+          <w:noProof/>
           <w:color w:val="999999"/>
         </w:rPr>
         <w:drawing>
@@ -1908,6 +2276,7 @@
         <w:rPr>
           <w:i/>
           <w:iCs/>
+          <w:noProof/>
           <w:color w:val="999999"/>
         </w:rPr>
         <w:drawing>
@@ -2049,6 +2418,7 @@
         <w:rPr>
           <w:i/>
           <w:iCs/>
+          <w:noProof/>
           <w:color w:val="999999"/>
         </w:rPr>
         <w:drawing>
@@ -2093,6 +2463,9 @@
         <w:spacing w:after="120"/>
       </w:pPr>
       <w:r>
+        <w:rPr>
+          <w:noProof/>
+        </w:rPr>
         <w:drawing>
           <wp:inline distT="0" distB="0" distL="0" distR="0" wp14:anchorId="410D46D1" wp14:editId="5DA06CA6">
             <wp:extent cx="5731510" cy="3080385"/>
@@ -2241,6 +2614,7 @@
         <w:rPr>
           <w:i/>
           <w:iCs/>
+          <w:noProof/>
           <w:color w:val="999999"/>
         </w:rPr>
         <w:drawing>
@@ -2285,6 +2659,9 @@
         <w:spacing w:after="120"/>
       </w:pPr>
       <w:r>
+        <w:rPr>
+          <w:noProof/>
+        </w:rPr>
         <w:drawing>
           <wp:inline distT="0" distB="0" distL="0" distR="0" wp14:anchorId="056A79BE" wp14:editId="3D4D8DFF">
             <wp:extent cx="5731510" cy="3080385"/>
@@ -2976,6 +3353,7 @@
   <w:style w:type="character" w:default="1" w:styleId="Domylnaczcionkaakapitu">
     <w:name w:val="Default Paragraph Font"/>
     <w:uiPriority w:val="1"/>
+    <w:semiHidden/>
     <w:unhideWhenUsed/>
   </w:style>
   <w:style w:type="table" w:default="1" w:styleId="Standardowy">

--- a/Dokumentacja_Gabinet_Logopedyczny.docx
+++ b/Dokumentacja_Gabinet_Logopedyczny.docx
@@ -578,510 +578,41 @@
         <w:spacing w:after="20"/>
       </w:pPr>
       <w:r>
-        <w:rPr>
-          <w:rFonts w:ascii="Consolas" w:eastAsia="Consolas" w:hAnsi="Consolas" w:cs="Consolas"/>
-          <w:sz w:val="18"/>
-          <w:szCs w:val="18"/>
-        </w:rPr>
-        <w:t>┌─────────────┐         ┌──────────────┐</w:t>
-      </w:r>
-    </w:p>
-    <w:p>
-      <w:pPr>
-        <w:spacing w:after="20"/>
-      </w:pPr>
-      <w:r>
-        <w:rPr>
-          <w:rFonts w:ascii="Consolas" w:eastAsia="Consolas" w:hAnsi="Consolas" w:cs="Consolas"/>
-          <w:sz w:val="18"/>
-          <w:szCs w:val="18"/>
-        </w:rPr>
-        <w:t xml:space="preserve">│ </w:t>
-      </w:r>
-      <w:proofErr w:type="spellStart"/>
-      <w:r>
-        <w:rPr>
-          <w:rFonts w:ascii="Consolas" w:eastAsia="Consolas" w:hAnsi="Consolas" w:cs="Consolas"/>
-          <w:sz w:val="18"/>
-          <w:szCs w:val="18"/>
-        </w:rPr>
-        <w:t>uzytkownicy</w:t>
-      </w:r>
-      <w:proofErr w:type="spellEnd"/>
-      <w:r>
-        <w:rPr>
-          <w:rFonts w:ascii="Consolas" w:eastAsia="Consolas" w:hAnsi="Consolas" w:cs="Consolas"/>
-          <w:sz w:val="18"/>
-          <w:szCs w:val="18"/>
-        </w:rPr>
-        <w:t xml:space="preserve"> │         </w:t>
-      </w:r>
-      <w:proofErr w:type="gramStart"/>
-      <w:r>
-        <w:rPr>
-          <w:rFonts w:ascii="Consolas" w:eastAsia="Consolas" w:hAnsi="Consolas" w:cs="Consolas"/>
-          <w:sz w:val="18"/>
-          <w:szCs w:val="18"/>
-        </w:rPr>
-        <w:t xml:space="preserve">│  </w:t>
-      </w:r>
-      <w:proofErr w:type="spellStart"/>
-      <w:r>
-        <w:rPr>
-          <w:rFonts w:ascii="Consolas" w:eastAsia="Consolas" w:hAnsi="Consolas" w:cs="Consolas"/>
-          <w:sz w:val="18"/>
-          <w:szCs w:val="18"/>
-        </w:rPr>
-        <w:t>specjalisci</w:t>
-      </w:r>
-      <w:proofErr w:type="spellEnd"/>
-      <w:proofErr w:type="gramEnd"/>
-      <w:r>
-        <w:rPr>
-          <w:rFonts w:ascii="Consolas" w:eastAsia="Consolas" w:hAnsi="Consolas" w:cs="Consolas"/>
-          <w:sz w:val="18"/>
-          <w:szCs w:val="18"/>
-        </w:rPr>
-        <w:t xml:space="preserve"> │</w:t>
-      </w:r>
-    </w:p>
-    <w:p>
-      <w:pPr>
-        <w:spacing w:after="20"/>
-      </w:pPr>
-      <w:r>
-        <w:rPr>
-          <w:rFonts w:ascii="Consolas" w:eastAsia="Consolas" w:hAnsi="Consolas" w:cs="Consolas"/>
-          <w:sz w:val="18"/>
-          <w:szCs w:val="18"/>
-        </w:rPr>
-        <w:t>└─────────────┘         └──────────────┘</w:t>
-      </w:r>
-    </w:p>
-    <w:p>
-      <w:pPr>
-        <w:spacing w:after="20"/>
-      </w:pPr>
-      <w:r>
-        <w:rPr>
-          <w:rFonts w:ascii="Consolas" w:eastAsia="Consolas" w:hAnsi="Consolas" w:cs="Consolas"/>
-          <w:sz w:val="18"/>
-          <w:szCs w:val="18"/>
-        </w:rPr>
-        <w:t xml:space="preserve">   │   │   │                    │</w:t>
-      </w:r>
-    </w:p>
-    <w:p>
-      <w:pPr>
-        <w:spacing w:after="20"/>
-      </w:pPr>
-      <w:r>
-        <w:rPr>
-          <w:rFonts w:ascii="Consolas" w:eastAsia="Consolas" w:hAnsi="Consolas" w:cs="Consolas"/>
-          <w:sz w:val="18"/>
-          <w:szCs w:val="18"/>
-        </w:rPr>
-        <w:t xml:space="preserve">   │   │   └──── wizyty ────────┘</w:t>
-      </w:r>
-    </w:p>
-    <w:p>
-      <w:pPr>
-        <w:spacing w:after="20"/>
-      </w:pPr>
-      <w:r>
-        <w:rPr>
-          <w:rFonts w:ascii="Consolas" w:eastAsia="Consolas" w:hAnsi="Consolas" w:cs="Consolas"/>
-          <w:sz w:val="18"/>
-          <w:szCs w:val="18"/>
-        </w:rPr>
-        <w:t xml:space="preserve">   │   │     </w:t>
-      </w:r>
-      <w:proofErr w:type="gramStart"/>
-      <w:r>
-        <w:rPr>
-          <w:rFonts w:ascii="Consolas" w:eastAsia="Consolas" w:hAnsi="Consolas" w:cs="Consolas"/>
-          <w:sz w:val="18"/>
-          <w:szCs w:val="18"/>
-        </w:rPr>
-        <w:t xml:space="preserve">   (</w:t>
-      </w:r>
-      <w:proofErr w:type="spellStart"/>
-      <w:proofErr w:type="gramEnd"/>
-      <w:r>
-        <w:rPr>
-          <w:rFonts w:ascii="Consolas" w:eastAsia="Consolas" w:hAnsi="Consolas" w:cs="Consolas"/>
-          <w:sz w:val="18"/>
-          <w:szCs w:val="18"/>
-        </w:rPr>
-        <w:t>id_uzytkownika</w:t>
-      </w:r>
-      <w:proofErr w:type="spellEnd"/>
-      <w:r>
-        <w:rPr>
-          <w:rFonts w:ascii="Consolas" w:eastAsia="Consolas" w:hAnsi="Consolas" w:cs="Consolas"/>
-          <w:sz w:val="18"/>
-          <w:szCs w:val="18"/>
-        </w:rPr>
-        <w:t xml:space="preserve">, </w:t>
-      </w:r>
-      <w:proofErr w:type="spellStart"/>
-      <w:r>
-        <w:rPr>
-          <w:rFonts w:ascii="Consolas" w:eastAsia="Consolas" w:hAnsi="Consolas" w:cs="Consolas"/>
-          <w:sz w:val="18"/>
-          <w:szCs w:val="18"/>
-        </w:rPr>
-        <w:t>id_specjalisty</w:t>
-      </w:r>
-      <w:proofErr w:type="spellEnd"/>
-      <w:r>
-        <w:rPr>
-          <w:rFonts w:ascii="Consolas" w:eastAsia="Consolas" w:hAnsi="Consolas" w:cs="Consolas"/>
-          <w:sz w:val="18"/>
-          <w:szCs w:val="18"/>
-        </w:rPr>
-        <w:t>)</w:t>
-      </w:r>
-    </w:p>
-    <w:p>
-      <w:pPr>
-        <w:spacing w:after="20"/>
-      </w:pPr>
-      <w:r>
-        <w:rPr>
-          <w:rFonts w:ascii="Consolas" w:eastAsia="Consolas" w:hAnsi="Consolas" w:cs="Consolas"/>
-          <w:sz w:val="18"/>
-          <w:szCs w:val="18"/>
-        </w:rPr>
-        <w:t xml:space="preserve">   │   │</w:t>
-      </w:r>
-    </w:p>
-    <w:p>
-      <w:pPr>
-        <w:spacing w:after="20"/>
-      </w:pPr>
-      <w:r>
-        <w:rPr>
-          <w:rFonts w:ascii="Consolas" w:eastAsia="Consolas" w:hAnsi="Consolas" w:cs="Consolas"/>
-          <w:sz w:val="18"/>
-          <w:szCs w:val="18"/>
-        </w:rPr>
-        <w:t xml:space="preserve">   │   └──────── ulubione ──────┐</w:t>
-      </w:r>
-    </w:p>
-    <w:p>
-      <w:pPr>
-        <w:spacing w:after="20"/>
-      </w:pPr>
-      <w:r>
-        <w:rPr>
-          <w:rFonts w:ascii="Consolas" w:eastAsia="Consolas" w:hAnsi="Consolas" w:cs="Consolas"/>
-          <w:sz w:val="18"/>
-          <w:szCs w:val="18"/>
-        </w:rPr>
-        <w:t xml:space="preserve">   │         </w:t>
-      </w:r>
-      <w:proofErr w:type="gramStart"/>
-      <w:r>
-        <w:rPr>
-          <w:rFonts w:ascii="Consolas" w:eastAsia="Consolas" w:hAnsi="Consolas" w:cs="Consolas"/>
-          <w:sz w:val="18"/>
-          <w:szCs w:val="18"/>
-        </w:rPr>
-        <w:t xml:space="preserve">   (</w:t>
-      </w:r>
-      <w:proofErr w:type="spellStart"/>
-      <w:proofErr w:type="gramEnd"/>
-      <w:r>
-        <w:rPr>
-          <w:rFonts w:ascii="Consolas" w:eastAsia="Consolas" w:hAnsi="Consolas" w:cs="Consolas"/>
-          <w:sz w:val="18"/>
-          <w:szCs w:val="18"/>
-        </w:rPr>
-        <w:t>id_uzytkownika</w:t>
-      </w:r>
-      <w:proofErr w:type="spellEnd"/>
-      <w:r>
-        <w:rPr>
-          <w:rFonts w:ascii="Consolas" w:eastAsia="Consolas" w:hAnsi="Consolas" w:cs="Consolas"/>
-          <w:sz w:val="18"/>
-          <w:szCs w:val="18"/>
-        </w:rPr>
-        <w:t>) │</w:t>
-      </w:r>
-    </w:p>
-    <w:p>
-      <w:pPr>
-        <w:spacing w:after="20"/>
-      </w:pPr>
-      <w:r>
-        <w:rPr>
-          <w:rFonts w:ascii="Consolas" w:eastAsia="Consolas" w:hAnsi="Consolas" w:cs="Consolas"/>
-          <w:sz w:val="18"/>
-          <w:szCs w:val="18"/>
-        </w:rPr>
-        <w:t xml:space="preserve">   │                            │</w:t>
-      </w:r>
-    </w:p>
-    <w:p>
-      <w:pPr>
-        <w:spacing w:after="20"/>
-      </w:pPr>
-      <w:r>
-        <w:rPr>
-          <w:rFonts w:ascii="Consolas" w:eastAsia="Consolas" w:hAnsi="Consolas" w:cs="Consolas"/>
-          <w:sz w:val="18"/>
-          <w:szCs w:val="18"/>
-        </w:rPr>
-        <w:t>┌───────────┐                   │</w:t>
-      </w:r>
-    </w:p>
-    <w:p>
-      <w:pPr>
-        <w:spacing w:after="20"/>
-      </w:pPr>
-      <w:r>
-        <w:rPr>
-          <w:rFonts w:ascii="Consolas" w:eastAsia="Consolas" w:hAnsi="Consolas" w:cs="Consolas"/>
-          <w:sz w:val="18"/>
-          <w:szCs w:val="18"/>
-        </w:rPr>
-        <w:t>│ kategorie │                   │</w:t>
-      </w:r>
-    </w:p>
-    <w:p>
-      <w:pPr>
-        <w:spacing w:after="20"/>
-      </w:pPr>
-      <w:r>
-        <w:rPr>
-          <w:rFonts w:ascii="Consolas" w:eastAsia="Consolas" w:hAnsi="Consolas" w:cs="Consolas"/>
-          <w:sz w:val="18"/>
-          <w:szCs w:val="18"/>
-        </w:rPr>
-        <w:t>└───────────┘                   │</w:t>
-      </w:r>
-    </w:p>
-    <w:p>
-      <w:pPr>
-        <w:spacing w:after="20"/>
-      </w:pPr>
-      <w:r>
-        <w:rPr>
-          <w:rFonts w:ascii="Consolas" w:eastAsia="Consolas" w:hAnsi="Consolas" w:cs="Consolas"/>
-          <w:sz w:val="18"/>
-          <w:szCs w:val="18"/>
-        </w:rPr>
-        <w:t xml:space="preserve">   │ 1                          │</w:t>
-      </w:r>
-    </w:p>
-    <w:p>
-      <w:pPr>
-        <w:spacing w:after="20"/>
-      </w:pPr>
-      <w:r>
-        <w:rPr>
-          <w:rFonts w:ascii="Consolas" w:eastAsia="Consolas" w:hAnsi="Consolas" w:cs="Consolas"/>
-          <w:sz w:val="18"/>
-          <w:szCs w:val="18"/>
-        </w:rPr>
-        <w:t xml:space="preserve">   ▼ wiele                      │</w:t>
-      </w:r>
-    </w:p>
-    <w:p>
-      <w:pPr>
-        <w:spacing w:after="20"/>
-      </w:pPr>
-      <w:r>
-        <w:rPr>
-          <w:rFonts w:ascii="Consolas" w:eastAsia="Consolas" w:hAnsi="Consolas" w:cs="Consolas"/>
-          <w:sz w:val="18"/>
-          <w:szCs w:val="18"/>
-        </w:rPr>
-        <w:t>┌───────────</w:t>
-      </w:r>
-      <w:proofErr w:type="gramStart"/>
-      <w:r>
-        <w:rPr>
-          <w:rFonts w:ascii="Consolas" w:eastAsia="Consolas" w:hAnsi="Consolas" w:cs="Consolas"/>
-          <w:sz w:val="18"/>
-          <w:szCs w:val="18"/>
-        </w:rPr>
-        <w:t>┐  1</w:t>
-      </w:r>
-      <w:proofErr w:type="gramEnd"/>
-      <w:r>
-        <w:rPr>
-          <w:rFonts w:ascii="Consolas" w:eastAsia="Consolas" w:hAnsi="Consolas" w:cs="Consolas"/>
-          <w:sz w:val="18"/>
-          <w:szCs w:val="18"/>
-        </w:rPr>
-        <w:t xml:space="preserve">      wiele      │</w:t>
-      </w:r>
-    </w:p>
-    <w:p>
-      <w:pPr>
-        <w:spacing w:after="20"/>
-      </w:pPr>
-      <w:r>
-        <w:rPr>
-          <w:rFonts w:ascii="Consolas" w:eastAsia="Consolas" w:hAnsi="Consolas" w:cs="Consolas"/>
-          <w:sz w:val="18"/>
-          <w:szCs w:val="18"/>
-        </w:rPr>
-        <w:t xml:space="preserve">│ </w:t>
-      </w:r>
-      <w:proofErr w:type="spellStart"/>
-      <w:r>
-        <w:rPr>
-          <w:rFonts w:ascii="Consolas" w:eastAsia="Consolas" w:hAnsi="Consolas" w:cs="Consolas"/>
-          <w:sz w:val="18"/>
-          <w:szCs w:val="18"/>
-        </w:rPr>
-        <w:t>cwiczenia</w:t>
-      </w:r>
-      <w:proofErr w:type="spellEnd"/>
-      <w:r>
-        <w:rPr>
-          <w:rFonts w:ascii="Consolas" w:eastAsia="Consolas" w:hAnsi="Consolas" w:cs="Consolas"/>
-          <w:sz w:val="18"/>
-          <w:szCs w:val="18"/>
-        </w:rPr>
-        <w:t xml:space="preserve"> │◄──────── ulubione ┘</w:t>
-      </w:r>
-    </w:p>
-    <w:p>
-      <w:pPr>
-        <w:spacing w:after="20"/>
-      </w:pPr>
-      <w:r>
-        <w:rPr>
-          <w:rFonts w:ascii="Consolas" w:eastAsia="Consolas" w:hAnsi="Consolas" w:cs="Consolas"/>
-          <w:sz w:val="18"/>
-          <w:szCs w:val="18"/>
-        </w:rPr>
-        <w:t>└───────────</w:t>
-      </w:r>
-      <w:proofErr w:type="gramStart"/>
-      <w:r>
-        <w:rPr>
-          <w:rFonts w:ascii="Consolas" w:eastAsia="Consolas" w:hAnsi="Consolas" w:cs="Consolas"/>
-          <w:sz w:val="18"/>
-          <w:szCs w:val="18"/>
-        </w:rPr>
-        <w:t>┘  (</w:t>
-      </w:r>
-      <w:proofErr w:type="spellStart"/>
-      <w:proofErr w:type="gramEnd"/>
-      <w:r>
-        <w:rPr>
-          <w:rFonts w:ascii="Consolas" w:eastAsia="Consolas" w:hAnsi="Consolas" w:cs="Consolas"/>
-          <w:sz w:val="18"/>
-          <w:szCs w:val="18"/>
-        </w:rPr>
-        <w:t>id_cwiczenia</w:t>
-      </w:r>
-      <w:proofErr w:type="spellEnd"/>
-      <w:r>
-        <w:rPr>
-          <w:rFonts w:ascii="Consolas" w:eastAsia="Consolas" w:hAnsi="Consolas" w:cs="Consolas"/>
-          <w:sz w:val="18"/>
-          <w:szCs w:val="18"/>
-        </w:rPr>
-        <w:t>)</w:t>
-      </w:r>
-    </w:p>
-    <w:p>
-      <w:pPr>
-        <w:spacing w:after="20"/>
-      </w:pPr>
-      <w:r>
-        <w:rPr>
-          <w:rFonts w:ascii="Consolas" w:eastAsia="Consolas" w:hAnsi="Consolas" w:cs="Consolas"/>
-          <w:sz w:val="18"/>
-          <w:szCs w:val="18"/>
-        </w:rPr>
-        <w:t xml:space="preserve">   │ 1</w:t>
-      </w:r>
-    </w:p>
-    <w:p>
-      <w:pPr>
-        <w:spacing w:after="20"/>
-      </w:pPr>
-      <w:r>
-        <w:rPr>
-          <w:rFonts w:ascii="Consolas" w:eastAsia="Consolas" w:hAnsi="Consolas" w:cs="Consolas"/>
-          <w:sz w:val="18"/>
-          <w:szCs w:val="18"/>
-        </w:rPr>
-        <w:t xml:space="preserve">   ▼ wiele</w:t>
-      </w:r>
-    </w:p>
-    <w:p>
-      <w:pPr>
-        <w:spacing w:after="20"/>
-      </w:pPr>
-      <w:r>
-        <w:rPr>
-          <w:rFonts w:ascii="Consolas" w:eastAsia="Consolas" w:hAnsi="Consolas" w:cs="Consolas"/>
-          <w:sz w:val="18"/>
-          <w:szCs w:val="18"/>
-        </w:rPr>
-        <w:t>┌────────────┐</w:t>
-      </w:r>
-    </w:p>
-    <w:p>
-      <w:pPr>
-        <w:spacing w:after="20"/>
-      </w:pPr>
-      <w:r>
-        <w:rPr>
-          <w:rFonts w:ascii="Consolas" w:eastAsia="Consolas" w:hAnsi="Consolas" w:cs="Consolas"/>
-          <w:sz w:val="18"/>
-          <w:szCs w:val="18"/>
-        </w:rPr>
-        <w:t xml:space="preserve">│ komentarze </w:t>
-      </w:r>
-      <w:proofErr w:type="gramStart"/>
-      <w:r>
-        <w:rPr>
-          <w:rFonts w:ascii="Consolas" w:eastAsia="Consolas" w:hAnsi="Consolas" w:cs="Consolas"/>
-          <w:sz w:val="18"/>
-          <w:szCs w:val="18"/>
-        </w:rPr>
-        <w:t>│  (</w:t>
-      </w:r>
-      <w:proofErr w:type="spellStart"/>
-      <w:proofErr w:type="gramEnd"/>
-      <w:r>
-        <w:rPr>
-          <w:rFonts w:ascii="Consolas" w:eastAsia="Consolas" w:hAnsi="Consolas" w:cs="Consolas"/>
-          <w:sz w:val="18"/>
-          <w:szCs w:val="18"/>
-        </w:rPr>
-        <w:t>id_cwiczenia</w:t>
-      </w:r>
-      <w:proofErr w:type="spellEnd"/>
-      <w:r>
-        <w:rPr>
-          <w:rFonts w:ascii="Consolas" w:eastAsia="Consolas" w:hAnsi="Consolas" w:cs="Consolas"/>
-          <w:sz w:val="18"/>
-          <w:szCs w:val="18"/>
-        </w:rPr>
-        <w:t>)</w:t>
-      </w:r>
-    </w:p>
-    <w:p>
-      <w:pPr>
-        <w:spacing w:after="20"/>
-      </w:pPr>
-      <w:r>
-        <w:rPr>
-          <w:rFonts w:ascii="Consolas" w:eastAsia="Consolas" w:hAnsi="Consolas" w:cs="Consolas"/>
-          <w:sz w:val="18"/>
-          <w:szCs w:val="18"/>
-        </w:rPr>
-        <w:t>└────────────┘</w:t>
+        <w:drawing>
+          <wp:inline distT="0" distB="0" distL="0" distR="0" wp14:anchorId="70289A1D" wp14:editId="1FBB758C">
+            <wp:extent cx="5731510" cy="3308350"/>
+            <wp:effectExtent l="0" t="0" r="2540" b="6350"/>
+            <wp:docPr id="8" name="Obraz 8"/>
+            <wp:cNvGraphicFramePr>
+              <a:graphicFrameLocks xmlns:a="http://schemas.openxmlformats.org/drawingml/2006/main" noChangeAspect="1"/>
+            </wp:cNvGraphicFramePr>
+            <a:graphic xmlns:a="http://schemas.openxmlformats.org/drawingml/2006/main">
+              <a:graphicData uri="http://schemas.openxmlformats.org/drawingml/2006/picture">
+                <pic:pic xmlns:pic="http://schemas.openxmlformats.org/drawingml/2006/picture">
+                  <pic:nvPicPr>
+                    <pic:cNvPr id="1" name=""/>
+                    <pic:cNvPicPr/>
+                  </pic:nvPicPr>
+                  <pic:blipFill>
+                    <a:blip r:embed="rId6"/>
+                    <a:stretch>
+                      <a:fillRect/>
+                    </a:stretch>
+                  </pic:blipFill>
+                  <pic:spPr>
+                    <a:xfrm>
+                      <a:off x="0" y="0"/>
+                      <a:ext cx="5731510" cy="3308350"/>
+                    </a:xfrm>
+                    <a:prstGeom prst="rect">
+                      <a:avLst/>
+                    </a:prstGeom>
+                  </pic:spPr>
+                </pic:pic>
+              </a:graphicData>
+            </a:graphic>
+          </wp:inline>
+        </w:drawing>
       </w:r>
     </w:p>
     <w:p>
@@ -1257,7 +788,6 @@
                 <w:b/>
                 <w:bCs/>
               </w:rPr>
-              <w:lastRenderedPageBreak/>
               <w:t>Tabela</w:t>
             </w:r>
           </w:p>
@@ -1337,6 +867,7 @@
           <w:p>
             <w:proofErr w:type="spellStart"/>
             <w:r>
+              <w:lastRenderedPageBreak/>
               <w:t>uzytkownicy</w:t>
             </w:r>
             <w:proofErr w:type="spellEnd"/>
@@ -2007,26 +1538,23 @@
       </w:r>
       <w:proofErr w:type="spellEnd"/>
       <w:r>
-        <w:t xml:space="preserve">), </w:t>
-      </w:r>
+        <w:t xml:space="preserve">), a dane wyświetlane są filtrowane funkcją </w:t>
+      </w:r>
+      <w:proofErr w:type="spellStart"/>
+      <w:r>
+        <w:t>htmlspecialchars</w:t>
+      </w:r>
+      <w:proofErr w:type="spellEnd"/>
+      <w:r>
+        <w:t xml:space="preserve"> (ochrona przed XSS). Autora komentarza i wizyty ustala serwer na podstawie sesji, a nie danych z formularza.</w:t>
+      </w:r>
+    </w:p>
+    <w:p>
+      <w:pPr>
+        <w:pStyle w:val="Nagwek1"/>
+      </w:pPr>
       <w:r>
         <w:lastRenderedPageBreak/>
-        <w:t xml:space="preserve">a dane wyświetlane są filtrowane funkcją </w:t>
-      </w:r>
-      <w:proofErr w:type="spellStart"/>
-      <w:r>
-        <w:t>htmlspecialchars</w:t>
-      </w:r>
-      <w:proofErr w:type="spellEnd"/>
-      <w:r>
-        <w:t xml:space="preserve"> (ochrona przed XSS). Autora komentarza i wizyty ustala serwer na podstawie sesji, a nie danych z formularza.</w:t>
-      </w:r>
-    </w:p>
-    <w:p>
-      <w:pPr>
-        <w:pStyle w:val="Nagwek1"/>
-      </w:pPr>
-      <w:r>
         <w:t>9. Zrzuty ekranu</w:t>
       </w:r>
     </w:p>
@@ -2058,66 +1586,6 @@
             <wp:extent cx="5731510" cy="3080385"/>
             <wp:effectExtent l="0" t="0" r="2540" b="5715"/>
             <wp:docPr id="1" name="Obraz 1"/>
-            <wp:cNvGraphicFramePr>
-              <a:graphicFrameLocks xmlns:a="http://schemas.openxmlformats.org/drawingml/2006/main" noChangeAspect="1"/>
-            </wp:cNvGraphicFramePr>
-            <a:graphic xmlns:a="http://schemas.openxmlformats.org/drawingml/2006/main">
-              <a:graphicData uri="http://schemas.openxmlformats.org/drawingml/2006/picture">
-                <pic:pic xmlns:pic="http://schemas.openxmlformats.org/drawingml/2006/picture">
-                  <pic:nvPicPr>
-                    <pic:cNvPr id="1" name=""/>
-                    <pic:cNvPicPr/>
-                  </pic:nvPicPr>
-                  <pic:blipFill>
-                    <a:blip r:embed="rId6"/>
-                    <a:stretch>
-                      <a:fillRect/>
-                    </a:stretch>
-                  </pic:blipFill>
-                  <pic:spPr>
-                    <a:xfrm>
-                      <a:off x="0" y="0"/>
-                      <a:ext cx="5731510" cy="3080385"/>
-                    </a:xfrm>
-                    <a:prstGeom prst="rect">
-                      <a:avLst/>
-                    </a:prstGeom>
-                  </pic:spPr>
-                </pic:pic>
-              </a:graphicData>
-            </a:graphic>
-          </wp:inline>
-        </w:drawing>
-      </w:r>
-    </w:p>
-    <w:p>
-      <w:pPr>
-        <w:spacing w:after="120"/>
-      </w:pPr>
-      <w:r>
-        <w:rPr>
-          <w:b/>
-          <w:bCs/>
-        </w:rPr>
-        <w:t>Umawianie wizyty – wybór terminu.</w:t>
-      </w:r>
-    </w:p>
-    <w:p>
-      <w:pPr>
-        <w:spacing w:after="120"/>
-      </w:pPr>
-      <w:r>
-        <w:rPr>
-          <w:i/>
-          <w:iCs/>
-          <w:noProof/>
-          <w:color w:val="999999"/>
-        </w:rPr>
-        <w:drawing>
-          <wp:inline distT="0" distB="0" distL="0" distR="0" wp14:anchorId="75ACE866" wp14:editId="7E3783AA">
-            <wp:extent cx="5731510" cy="3080385"/>
-            <wp:effectExtent l="0" t="0" r="2540" b="5715"/>
-            <wp:docPr id="2" name="Obraz 2"/>
             <wp:cNvGraphicFramePr>
               <a:graphicFrameLocks xmlns:a="http://schemas.openxmlformats.org/drawingml/2006/main" noChangeAspect="1"/>
             </wp:cNvGraphicFramePr>
@@ -2153,59 +1621,13 @@
     <w:p>
       <w:pPr>
         <w:spacing w:after="120"/>
+      </w:pPr>
+      <w:r>
         <w:rPr>
           <w:b/>
           <w:bCs/>
         </w:rPr>
-      </w:pPr>
-    </w:p>
-    <w:p>
-      <w:pPr>
-        <w:spacing w:after="120"/>
-        <w:rPr>
-          <w:b/>
-          <w:bCs/>
-        </w:rPr>
-      </w:pPr>
-    </w:p>
-    <w:p>
-      <w:pPr>
-        <w:spacing w:after="120"/>
-        <w:rPr>
-          <w:b/>
-          <w:bCs/>
-        </w:rPr>
-      </w:pPr>
-    </w:p>
-    <w:p>
-      <w:pPr>
-        <w:spacing w:after="120"/>
-        <w:rPr>
-          <w:b/>
-          <w:bCs/>
-        </w:rPr>
-      </w:pPr>
-    </w:p>
-    <w:p>
-      <w:pPr>
-        <w:spacing w:after="120"/>
-        <w:rPr>
-          <w:b/>
-          <w:bCs/>
-        </w:rPr>
-      </w:pPr>
-    </w:p>
-    <w:p>
-      <w:pPr>
-        <w:spacing w:after="120"/>
-      </w:pPr>
-      <w:r>
-        <w:rPr>
-          <w:b/>
-          <w:bCs/>
-        </w:rPr>
-        <w:lastRenderedPageBreak/>
-        <w:t>Moje wizyty – nadchodzące i minione.</w:t>
+        <w:t>Umawianie wizyty – wybór terminu.</w:t>
       </w:r>
     </w:p>
     <w:p>
@@ -2220,10 +1642,10 @@
           <w:color w:val="999999"/>
         </w:rPr>
         <w:drawing>
-          <wp:inline distT="0" distB="0" distL="0" distR="0" wp14:anchorId="16475705" wp14:editId="1B6971C3">
+          <wp:inline distT="0" distB="0" distL="0" distR="0" wp14:anchorId="75ACE866" wp14:editId="7E3783AA">
             <wp:extent cx="5731510" cy="3080385"/>
             <wp:effectExtent l="0" t="0" r="2540" b="5715"/>
-            <wp:docPr id="4" name="Obraz 4"/>
+            <wp:docPr id="2" name="Obraz 2"/>
             <wp:cNvGraphicFramePr>
               <a:graphicFrameLocks xmlns:a="http://schemas.openxmlformats.org/drawingml/2006/main" noChangeAspect="1"/>
             </wp:cNvGraphicFramePr>
@@ -2259,13 +1681,58 @@
     <w:p>
       <w:pPr>
         <w:spacing w:after="120"/>
-      </w:pPr>
-      <w:r>
         <w:rPr>
           <w:b/>
           <w:bCs/>
         </w:rPr>
-        <w:t>Lista ćwiczeń – kafelki z efektem powiększania.</w:t>
+      </w:pPr>
+    </w:p>
+    <w:p>
+      <w:pPr>
+        <w:spacing w:after="120"/>
+        <w:rPr>
+          <w:b/>
+          <w:bCs/>
+        </w:rPr>
+      </w:pPr>
+    </w:p>
+    <w:p>
+      <w:pPr>
+        <w:spacing w:after="120"/>
+        <w:rPr>
+          <w:b/>
+          <w:bCs/>
+        </w:rPr>
+      </w:pPr>
+    </w:p>
+    <w:p>
+      <w:pPr>
+        <w:spacing w:after="120"/>
+        <w:rPr>
+          <w:b/>
+          <w:bCs/>
+        </w:rPr>
+      </w:pPr>
+    </w:p>
+    <w:p>
+      <w:pPr>
+        <w:spacing w:after="120"/>
+        <w:rPr>
+          <w:b/>
+          <w:bCs/>
+        </w:rPr>
+      </w:pPr>
+    </w:p>
+    <w:p>
+      <w:pPr>
+        <w:spacing w:after="120"/>
+      </w:pPr>
+      <w:r>
+        <w:rPr>
+          <w:b/>
+          <w:bCs/>
+        </w:rPr>
+        <w:t>Moje wizyty – nadchodzące i minione.</w:t>
       </w:r>
     </w:p>
     <w:p>
@@ -2279,11 +1746,12 @@
           <w:noProof/>
           <w:color w:val="999999"/>
         </w:rPr>
+        <w:lastRenderedPageBreak/>
         <w:drawing>
-          <wp:inline distT="0" distB="0" distL="0" distR="0" wp14:anchorId="249CF297" wp14:editId="3EF869EF">
+          <wp:inline distT="0" distB="0" distL="0" distR="0" wp14:anchorId="16475705" wp14:editId="1B6971C3">
             <wp:extent cx="5731510" cy="3080385"/>
             <wp:effectExtent l="0" t="0" r="2540" b="5715"/>
-            <wp:docPr id="5" name="Obraz 5"/>
+            <wp:docPr id="4" name="Obraz 4"/>
             <wp:cNvGraphicFramePr>
               <a:graphicFrameLocks xmlns:a="http://schemas.openxmlformats.org/drawingml/2006/main" noChangeAspect="1"/>
             </wp:cNvGraphicFramePr>
@@ -2319,95 +1787,13 @@
     <w:p>
       <w:pPr>
         <w:spacing w:after="120"/>
+      </w:pPr>
+      <w:r>
         <w:rPr>
           <w:b/>
           <w:bCs/>
         </w:rPr>
-      </w:pPr>
-    </w:p>
-    <w:p>
-      <w:pPr>
-        <w:spacing w:after="120"/>
-        <w:rPr>
-          <w:b/>
-          <w:bCs/>
-        </w:rPr>
-      </w:pPr>
-    </w:p>
-    <w:p>
-      <w:pPr>
-        <w:spacing w:after="120"/>
-        <w:rPr>
-          <w:b/>
-          <w:bCs/>
-        </w:rPr>
-      </w:pPr>
-    </w:p>
-    <w:p>
-      <w:pPr>
-        <w:spacing w:after="120"/>
-        <w:rPr>
-          <w:b/>
-          <w:bCs/>
-        </w:rPr>
-      </w:pPr>
-    </w:p>
-    <w:p>
-      <w:pPr>
-        <w:spacing w:after="120"/>
-        <w:rPr>
-          <w:b/>
-          <w:bCs/>
-        </w:rPr>
-      </w:pPr>
-    </w:p>
-    <w:p>
-      <w:pPr>
-        <w:spacing w:after="120"/>
-        <w:rPr>
-          <w:b/>
-          <w:bCs/>
-        </w:rPr>
-      </w:pPr>
-    </w:p>
-    <w:p>
-      <w:pPr>
-        <w:spacing w:after="120"/>
-        <w:rPr>
-          <w:b/>
-          <w:bCs/>
-        </w:rPr>
-      </w:pPr>
-    </w:p>
-    <w:p>
-      <w:pPr>
-        <w:spacing w:after="120"/>
-        <w:rPr>
-          <w:b/>
-          <w:bCs/>
-        </w:rPr>
-      </w:pPr>
-    </w:p>
-    <w:p>
-      <w:pPr>
-        <w:spacing w:after="120"/>
-        <w:rPr>
-          <w:b/>
-          <w:bCs/>
-        </w:rPr>
-      </w:pPr>
-    </w:p>
-    <w:p>
-      <w:pPr>
-        <w:spacing w:after="120"/>
-      </w:pPr>
-      <w:r>
-        <w:rPr>
-          <w:b/>
-          <w:bCs/>
-        </w:rPr>
-        <w:lastRenderedPageBreak/>
-        <w:t>Panel wizyt administratora.</w:t>
+        <w:t>Lista ćwiczeń – kafelki z efektem powiększania.</w:t>
       </w:r>
     </w:p>
     <w:p>
@@ -2422,10 +1808,10 @@
           <w:color w:val="999999"/>
         </w:rPr>
         <w:drawing>
-          <wp:inline distT="0" distB="0" distL="0" distR="0" wp14:anchorId="0D6416D1" wp14:editId="7F976C55">
+          <wp:inline distT="0" distB="0" distL="0" distR="0" wp14:anchorId="249CF297" wp14:editId="3EF869EF">
             <wp:extent cx="5731510" cy="3080385"/>
             <wp:effectExtent l="0" t="0" r="2540" b="5715"/>
-            <wp:docPr id="10" name="Obraz 10"/>
+            <wp:docPr id="5" name="Obraz 5"/>
             <wp:cNvGraphicFramePr>
               <a:graphicFrameLocks xmlns:a="http://schemas.openxmlformats.org/drawingml/2006/main" noChangeAspect="1"/>
             </wp:cNvGraphicFramePr>
@@ -2461,16 +1847,113 @@
     <w:p>
       <w:pPr>
         <w:spacing w:after="120"/>
-      </w:pPr>
-      <w:r>
-        <w:rPr>
+        <w:rPr>
+          <w:b/>
+          <w:bCs/>
+        </w:rPr>
+      </w:pPr>
+    </w:p>
+    <w:p>
+      <w:pPr>
+        <w:spacing w:after="120"/>
+        <w:rPr>
+          <w:b/>
+          <w:bCs/>
+        </w:rPr>
+      </w:pPr>
+    </w:p>
+    <w:p>
+      <w:pPr>
+        <w:spacing w:after="120"/>
+        <w:rPr>
+          <w:b/>
+          <w:bCs/>
+        </w:rPr>
+      </w:pPr>
+    </w:p>
+    <w:p>
+      <w:pPr>
+        <w:spacing w:after="120"/>
+        <w:rPr>
+          <w:b/>
+          <w:bCs/>
+        </w:rPr>
+      </w:pPr>
+    </w:p>
+    <w:p>
+      <w:pPr>
+        <w:spacing w:after="120"/>
+        <w:rPr>
+          <w:b/>
+          <w:bCs/>
+        </w:rPr>
+      </w:pPr>
+    </w:p>
+    <w:p>
+      <w:pPr>
+        <w:spacing w:after="120"/>
+        <w:rPr>
+          <w:b/>
+          <w:bCs/>
+        </w:rPr>
+      </w:pPr>
+    </w:p>
+    <w:p>
+      <w:pPr>
+        <w:spacing w:after="120"/>
+        <w:rPr>
+          <w:b/>
+          <w:bCs/>
+        </w:rPr>
+      </w:pPr>
+    </w:p>
+    <w:p>
+      <w:pPr>
+        <w:spacing w:after="120"/>
+        <w:rPr>
+          <w:b/>
+          <w:bCs/>
+        </w:rPr>
+      </w:pPr>
+    </w:p>
+    <w:p>
+      <w:pPr>
+        <w:spacing w:after="120"/>
+        <w:rPr>
+          <w:b/>
+          <w:bCs/>
+        </w:rPr>
+      </w:pPr>
+    </w:p>
+    <w:p>
+      <w:pPr>
+        <w:spacing w:after="120"/>
+      </w:pPr>
+      <w:r>
+        <w:rPr>
+          <w:b/>
+          <w:bCs/>
+        </w:rPr>
+        <w:t>Panel wizyt administratora.</w:t>
+      </w:r>
+    </w:p>
+    <w:p>
+      <w:pPr>
+        <w:spacing w:after="120"/>
+      </w:pPr>
+      <w:r>
+        <w:rPr>
+          <w:i/>
+          <w:iCs/>
           <w:noProof/>
-        </w:rPr>
+          <w:color w:val="999999"/>
+        </w:rPr>
+        <w:lastRenderedPageBreak/>
         <w:drawing>
-          <wp:inline distT="0" distB="0" distL="0" distR="0" wp14:anchorId="410D46D1" wp14:editId="5DA06CA6">
+          <wp:inline distT="0" distB="0" distL="0" distR="0" wp14:anchorId="0D6416D1" wp14:editId="7F976C55">
             <wp:extent cx="5731510" cy="3080385"/>
             <wp:effectExtent l="0" t="0" r="2540" b="5715"/>
-            <wp:docPr id="11" name="Obraz 11"/>
+            <wp:docPr id="10" name="Obraz 10"/>
             <wp:cNvGraphicFramePr>
               <a:graphicFrameLocks xmlns:a="http://schemas.openxmlformats.org/drawingml/2006/main" noChangeAspect="1"/>
             </wp:cNvGraphicFramePr>
@@ -2506,122 +1989,16 @@
     <w:p>
       <w:pPr>
         <w:spacing w:after="120"/>
-        <w:rPr>
-          <w:b/>
-          <w:bCs/>
-        </w:rPr>
-      </w:pPr>
-    </w:p>
-    <w:p>
-      <w:pPr>
-        <w:spacing w:after="120"/>
-        <w:rPr>
-          <w:b/>
-          <w:bCs/>
-        </w:rPr>
-      </w:pPr>
-    </w:p>
-    <w:p>
-      <w:pPr>
-        <w:spacing w:after="120"/>
-        <w:rPr>
-          <w:b/>
-          <w:bCs/>
-        </w:rPr>
-      </w:pPr>
-    </w:p>
-    <w:p>
-      <w:pPr>
-        <w:spacing w:after="120"/>
-        <w:rPr>
-          <w:b/>
-          <w:bCs/>
-        </w:rPr>
-      </w:pPr>
-    </w:p>
-    <w:p>
-      <w:pPr>
-        <w:spacing w:after="120"/>
-        <w:rPr>
-          <w:b/>
-          <w:bCs/>
-        </w:rPr>
-      </w:pPr>
-    </w:p>
-    <w:p>
-      <w:pPr>
-        <w:spacing w:after="120"/>
-        <w:rPr>
-          <w:b/>
-          <w:bCs/>
-        </w:rPr>
-      </w:pPr>
-    </w:p>
-    <w:p>
-      <w:pPr>
-        <w:spacing w:after="120"/>
-        <w:rPr>
-          <w:b/>
-          <w:bCs/>
-        </w:rPr>
-      </w:pPr>
-    </w:p>
-    <w:p>
-      <w:pPr>
-        <w:spacing w:after="120"/>
-        <w:rPr>
-          <w:b/>
-          <w:bCs/>
-        </w:rPr>
-      </w:pPr>
-    </w:p>
-    <w:p>
-      <w:pPr>
-        <w:spacing w:after="120"/>
-        <w:rPr>
-          <w:b/>
-          <w:bCs/>
-        </w:rPr>
-      </w:pPr>
-    </w:p>
-    <w:p>
-      <w:pPr>
-        <w:spacing w:after="120"/>
-        <w:rPr>
-          <w:b/>
-          <w:bCs/>
-        </w:rPr>
-      </w:pPr>
-    </w:p>
-    <w:p>
-      <w:pPr>
-        <w:spacing w:after="120"/>
-      </w:pPr>
-      <w:r>
-        <w:rPr>
-          <w:b/>
-          <w:bCs/>
-        </w:rPr>
-        <w:lastRenderedPageBreak/>
-        <w:t>Szczegóły ćwiczenia – komentarze, oceny i polubienie.</w:t>
-      </w:r>
-    </w:p>
-    <w:p>
-      <w:pPr>
-        <w:spacing w:after="120"/>
-      </w:pPr>
-      <w:r>
-        <w:rPr>
-          <w:i/>
-          <w:iCs/>
+      </w:pPr>
+      <w:r>
+        <w:rPr>
           <w:noProof/>
-          <w:color w:val="999999"/>
         </w:rPr>
         <w:drawing>
-          <wp:inline distT="0" distB="0" distL="0" distR="0" wp14:anchorId="4F459D9D" wp14:editId="31C2C0CB">
+          <wp:inline distT="0" distB="0" distL="0" distR="0" wp14:anchorId="410D46D1" wp14:editId="5DA06CA6">
             <wp:extent cx="5731510" cy="3080385"/>
             <wp:effectExtent l="0" t="0" r="2540" b="5715"/>
-            <wp:docPr id="6" name="Obraz 6"/>
+            <wp:docPr id="11" name="Obraz 11"/>
             <wp:cNvGraphicFramePr>
               <a:graphicFrameLocks xmlns:a="http://schemas.openxmlformats.org/drawingml/2006/main" noChangeAspect="1"/>
             </wp:cNvGraphicFramePr>
@@ -2657,6 +2034,157 @@
     <w:p>
       <w:pPr>
         <w:spacing w:after="120"/>
+        <w:rPr>
+          <w:b/>
+          <w:bCs/>
+        </w:rPr>
+      </w:pPr>
+    </w:p>
+    <w:p>
+      <w:pPr>
+        <w:spacing w:after="120"/>
+        <w:rPr>
+          <w:b/>
+          <w:bCs/>
+        </w:rPr>
+      </w:pPr>
+    </w:p>
+    <w:p>
+      <w:pPr>
+        <w:spacing w:after="120"/>
+        <w:rPr>
+          <w:b/>
+          <w:bCs/>
+        </w:rPr>
+      </w:pPr>
+    </w:p>
+    <w:p>
+      <w:pPr>
+        <w:spacing w:after="120"/>
+        <w:rPr>
+          <w:b/>
+          <w:bCs/>
+        </w:rPr>
+      </w:pPr>
+    </w:p>
+    <w:p>
+      <w:pPr>
+        <w:spacing w:after="120"/>
+        <w:rPr>
+          <w:b/>
+          <w:bCs/>
+        </w:rPr>
+      </w:pPr>
+    </w:p>
+    <w:p>
+      <w:pPr>
+        <w:spacing w:after="120"/>
+        <w:rPr>
+          <w:b/>
+          <w:bCs/>
+        </w:rPr>
+      </w:pPr>
+    </w:p>
+    <w:p>
+      <w:pPr>
+        <w:spacing w:after="120"/>
+        <w:rPr>
+          <w:b/>
+          <w:bCs/>
+        </w:rPr>
+      </w:pPr>
+    </w:p>
+    <w:p>
+      <w:pPr>
+        <w:spacing w:after="120"/>
+        <w:rPr>
+          <w:b/>
+          <w:bCs/>
+        </w:rPr>
+      </w:pPr>
+    </w:p>
+    <w:p>
+      <w:pPr>
+        <w:spacing w:after="120"/>
+        <w:rPr>
+          <w:b/>
+          <w:bCs/>
+        </w:rPr>
+      </w:pPr>
+    </w:p>
+    <w:p>
+      <w:pPr>
+        <w:spacing w:after="120"/>
+        <w:rPr>
+          <w:b/>
+          <w:bCs/>
+        </w:rPr>
+      </w:pPr>
+    </w:p>
+    <w:p>
+      <w:pPr>
+        <w:spacing w:after="120"/>
+      </w:pPr>
+      <w:r>
+        <w:rPr>
+          <w:b/>
+          <w:bCs/>
+        </w:rPr>
+        <w:t>Szczegóły ćwiczenia – komentarze, oceny i polubienie.</w:t>
+      </w:r>
+    </w:p>
+    <w:p>
+      <w:pPr>
+        <w:spacing w:after="120"/>
+      </w:pPr>
+      <w:r>
+        <w:rPr>
+          <w:i/>
+          <w:iCs/>
+          <w:noProof/>
+          <w:color w:val="999999"/>
+        </w:rPr>
+        <w:lastRenderedPageBreak/>
+        <w:drawing>
+          <wp:inline distT="0" distB="0" distL="0" distR="0" wp14:anchorId="4F459D9D" wp14:editId="31C2C0CB">
+            <wp:extent cx="5731510" cy="3080385"/>
+            <wp:effectExtent l="0" t="0" r="2540" b="5715"/>
+            <wp:docPr id="6" name="Obraz 6"/>
+            <wp:cNvGraphicFramePr>
+              <a:graphicFrameLocks xmlns:a="http://schemas.openxmlformats.org/drawingml/2006/main" noChangeAspect="1"/>
+            </wp:cNvGraphicFramePr>
+            <a:graphic xmlns:a="http://schemas.openxmlformats.org/drawingml/2006/main">
+              <a:graphicData uri="http://schemas.openxmlformats.org/drawingml/2006/picture">
+                <pic:pic xmlns:pic="http://schemas.openxmlformats.org/drawingml/2006/picture">
+                  <pic:nvPicPr>
+                    <pic:cNvPr id="1" name=""/>
+                    <pic:cNvPicPr/>
+                  </pic:nvPicPr>
+                  <pic:blipFill>
+                    <a:blip r:embed="rId13"/>
+                    <a:stretch>
+                      <a:fillRect/>
+                    </a:stretch>
+                  </pic:blipFill>
+                  <pic:spPr>
+                    <a:xfrm>
+                      <a:off x="0" y="0"/>
+                      <a:ext cx="5731510" cy="3080385"/>
+                    </a:xfrm>
+                    <a:prstGeom prst="rect">
+                      <a:avLst/>
+                    </a:prstGeom>
+                  </pic:spPr>
+                </pic:pic>
+              </a:graphicData>
+            </a:graphic>
+          </wp:inline>
+        </w:drawing>
+      </w:r>
+    </w:p>
+    <w:p>
+      <w:pPr>
+        <w:spacing w:after="120"/>
       </w:pPr>
       <w:r>
         <w:rPr>
@@ -2678,7 +2206,7 @@
                     <pic:cNvPicPr/>
                   </pic:nvPicPr>
                   <pic:blipFill>
-                    <a:blip r:embed="rId13"/>
+                    <a:blip r:embed="rId14"/>
                     <a:stretch>
                       <a:fillRect/>
                     </a:stretch>
